--- a/06_可直接打开的Word版/01_计划与每日笔记__每日笔记__Day03_5月31日_参数估计与三种t检验_详细版.docx
+++ b/06_可直接打开的Word版/01_计划与每日笔记__每日笔记__Day03_5月31日_参数估计与三种t检验_详细版.docx
@@ -6,9 +6,8 @@
       <w:r>
         <w:rPr>
           <w:rFonts w:ascii="Microsoft YaHei" w:hAnsi="Microsoft YaHei" w:eastAsia="Microsoft YaHei"/>
-          <w:sz w:val="22"/>
-        </w:rPr>
-        <w:t xml:space="preserve">  Day 03：5月31日 参数估计、假设检验与三种 t 检验详细复习笔记</w:t>
+        </w:rPr>
+        <w:t>﻿  Day 03：5月31日 参数估计、假设检验与三种 t 检验详细复习笔记</w:t>
       </w:r>
     </w:p>
     <w:p/>
@@ -16,7 +15,6 @@
       <w:r>
         <w:rPr>
           <w:rFonts w:ascii="Microsoft YaHei" w:hAnsi="Microsoft YaHei" w:eastAsia="Microsoft YaHei"/>
-          <w:sz w:val="22"/>
         </w:rPr>
         <w:t>今日目标：把“用样本推断总体”这件事讲清楚，把“P 值怎么判断”和“三种 t 检验怎么选”背熟。</w:t>
       </w:r>
@@ -25,7 +23,6 @@
       <w:r>
         <w:rPr>
           <w:rFonts w:ascii="Microsoft YaHei" w:hAnsi="Microsoft YaHei" w:eastAsia="Microsoft YaHei"/>
-          <w:sz w:val="22"/>
         </w:rPr>
         <w:t>这一章是后面方差分析、卡方检验、非参数检验、相关与回归的基础。</w:t>
       </w:r>
@@ -35,7 +32,6 @@
       <w:r>
         <w:rPr>
           <w:rFonts w:ascii="Microsoft YaHei" w:hAnsi="Microsoft YaHei" w:eastAsia="Microsoft YaHei"/>
-          <w:sz w:val="22"/>
         </w:rPr>
         <w:t>---</w:t>
       </w:r>
@@ -45,9 +41,8 @@
       <w:r>
         <w:rPr>
           <w:rFonts w:ascii="Microsoft YaHei" w:hAnsi="Microsoft YaHei" w:eastAsia="Microsoft YaHei"/>
-          <w:sz w:val="22"/>
-        </w:rPr>
-        <w:t xml:space="preserve">   一、今天这一章到底在解决什么问题</w:t>
+        </w:rPr>
+        <w:t>一、今天这一章到底在解决什么问题</w:t>
       </w:r>
     </w:p>
     <w:p/>
@@ -55,7 +50,6 @@
       <w:r>
         <w:rPr>
           <w:rFonts w:ascii="Microsoft YaHei" w:hAnsi="Microsoft YaHei" w:eastAsia="Microsoft YaHei"/>
-          <w:sz w:val="22"/>
         </w:rPr>
         <w:t>医学统计里经常拿不到总体，只能拿到样本。</w:t>
       </w:r>
@@ -65,7 +59,6 @@
       <w:r>
         <w:rPr>
           <w:rFonts w:ascii="Microsoft YaHei" w:hAnsi="Microsoft YaHei" w:eastAsia="Microsoft YaHei"/>
-          <w:sz w:val="22"/>
         </w:rPr>
         <w:t>例如：</w:t>
       </w:r>
@@ -78,7 +71,6 @@
       <w:r>
         <w:rPr>
           <w:rFonts w:ascii="Microsoft YaHei" w:hAnsi="Microsoft YaHei" w:eastAsia="Microsoft YaHei"/>
-          <w:sz w:val="22"/>
         </w:rPr>
         <w:t>想知道某市健康女性的平均血清总蛋白水平，但不可能检测全市所有女性。</w:t>
       </w:r>
@@ -90,7 +82,6 @@
       <w:r>
         <w:rPr>
           <w:rFonts w:ascii="Microsoft YaHei" w:hAnsi="Microsoft YaHei" w:eastAsia="Microsoft YaHei"/>
-          <w:sz w:val="22"/>
         </w:rPr>
         <w:t>想知道某药治疗前后血压是否真的下降，但只能观察一部分患者。</w:t>
       </w:r>
@@ -102,7 +93,6 @@
       <w:r>
         <w:rPr>
           <w:rFonts w:ascii="Microsoft YaHei" w:hAnsi="Microsoft YaHei" w:eastAsia="Microsoft YaHei"/>
-          <w:sz w:val="22"/>
         </w:rPr>
         <w:t>想知道治疗组和对照组效果是否不同，但只能抽取两个样本。</w:t>
       </w:r>
@@ -112,7 +102,6 @@
       <w:r>
         <w:rPr>
           <w:rFonts w:ascii="Microsoft YaHei" w:hAnsi="Microsoft YaHei" w:eastAsia="Microsoft YaHei"/>
-          <w:sz w:val="22"/>
         </w:rPr>
         <w:t>所以这一章的核心就是：</w:t>
       </w:r>
@@ -122,9 +111,8 @@
       <w:r>
         <w:rPr>
           <w:rFonts w:ascii="Microsoft YaHei" w:hAnsi="Microsoft YaHei" w:eastAsia="Microsoft YaHei"/>
-          <w:sz w:val="22"/>
-        </w:rPr>
-        <w:t>&gt; 用样本信息推断总体情况。</w:t>
+        </w:rPr>
+        <w:t>用样本信息推断总体情况。</w:t>
       </w:r>
     </w:p>
     <w:p/>
@@ -132,7 +120,6 @@
       <w:r>
         <w:rPr>
           <w:rFonts w:ascii="Microsoft YaHei" w:hAnsi="Microsoft YaHei" w:eastAsia="Microsoft YaHei"/>
-          <w:sz w:val="22"/>
         </w:rPr>
         <w:t>推断总体主要有两件事：</w:t>
       </w:r>
@@ -145,7 +132,6 @@
       <w:r>
         <w:rPr>
           <w:rFonts w:ascii="Microsoft YaHei" w:hAnsi="Microsoft YaHei" w:eastAsia="Microsoft YaHei"/>
-          <w:sz w:val="22"/>
         </w:rPr>
         <w:t>参数估计：估计总体参数大概是多少。</w:t>
       </w:r>
@@ -157,7 +143,6 @@
       <w:r>
         <w:rPr>
           <w:rFonts w:ascii="Microsoft YaHei" w:hAnsi="Microsoft YaHei" w:eastAsia="Microsoft YaHei"/>
-          <w:sz w:val="22"/>
         </w:rPr>
         <w:t>假设检验：判断观察到的差异能不能认为是真实差异。</w:t>
       </w:r>
@@ -167,7 +152,6 @@
       <w:r>
         <w:rPr>
           <w:rFonts w:ascii="Microsoft YaHei" w:hAnsi="Microsoft YaHei" w:eastAsia="Microsoft YaHei"/>
-          <w:sz w:val="22"/>
         </w:rPr>
         <w:t>---</w:t>
       </w:r>
@@ -177,19 +161,20 @@
       <w:r>
         <w:rPr>
           <w:rFonts w:ascii="Microsoft YaHei" w:hAnsi="Microsoft YaHei" w:eastAsia="Microsoft YaHei"/>
-          <w:sz w:val="22"/>
-        </w:rPr>
-        <w:t xml:space="preserve">   二、参数与统计量</w:t>
+        </w:rPr>
+        <w:t>二、参数与统计量</w:t>
       </w:r>
     </w:p>
     <w:p/>
     <w:p>
-      <w:r>
-        <w:rPr>
-          <w:rFonts w:ascii="Microsoft YaHei" w:hAnsi="Microsoft YaHei" w:eastAsia="Microsoft YaHei"/>
-          <w:sz w:val="22"/>
-        </w:rPr>
-        <w:t xml:space="preserve">    1. 参数</w:t>
+      <w:pPr>
+        <w:pStyle w:val="ListNumber"/>
+      </w:pPr>
+      <w:r>
+        <w:rPr>
+          <w:rFonts w:ascii="Microsoft YaHei" w:hAnsi="Microsoft YaHei" w:eastAsia="Microsoft YaHei"/>
+        </w:rPr>
+        <w:t>参数</w:t>
       </w:r>
     </w:p>
     <w:p/>
@@ -197,7 +182,6 @@
       <w:r>
         <w:rPr>
           <w:rFonts w:ascii="Microsoft YaHei" w:hAnsi="Microsoft YaHei" w:eastAsia="Microsoft YaHei"/>
-          <w:sz w:val="22"/>
         </w:rPr>
         <w:t>参数是总体中的未知指标，一般用希腊字母表示。</w:t>
       </w:r>
@@ -207,7 +191,6 @@
       <w:r>
         <w:rPr>
           <w:rFonts w:ascii="Microsoft YaHei" w:hAnsi="Microsoft YaHei" w:eastAsia="Microsoft YaHei"/>
-          <w:sz w:val="22"/>
         </w:rPr>
         <w:t>常见参数：</w:t>
       </w:r>
@@ -220,7 +203,6 @@
       <w:r>
         <w:rPr>
           <w:rFonts w:ascii="Microsoft YaHei" w:hAnsi="Microsoft YaHei" w:eastAsia="Microsoft YaHei"/>
-          <w:sz w:val="22"/>
         </w:rPr>
         <w:t>总体均数：μ</w:t>
       </w:r>
@@ -232,7 +214,6 @@
       <w:r>
         <w:rPr>
           <w:rFonts w:ascii="Microsoft YaHei" w:hAnsi="Microsoft YaHei" w:eastAsia="Microsoft YaHei"/>
-          <w:sz w:val="22"/>
         </w:rPr>
         <w:t>总体标准差：σ</w:t>
       </w:r>
@@ -244,7 +225,6 @@
       <w:r>
         <w:rPr>
           <w:rFonts w:ascii="Microsoft YaHei" w:hAnsi="Microsoft YaHei" w:eastAsia="Microsoft YaHei"/>
-          <w:sz w:val="22"/>
         </w:rPr>
         <w:t>总体率：π</w:t>
       </w:r>
@@ -254,7 +234,6 @@
       <w:r>
         <w:rPr>
           <w:rFonts w:ascii="Microsoft YaHei" w:hAnsi="Microsoft YaHei" w:eastAsia="Microsoft YaHei"/>
-          <w:sz w:val="22"/>
         </w:rPr>
         <w:t>例子：</w:t>
       </w:r>
@@ -264,19 +243,20 @@
       <w:r>
         <w:rPr>
           <w:rFonts w:ascii="Microsoft YaHei" w:hAnsi="Microsoft YaHei" w:eastAsia="Microsoft YaHei"/>
-          <w:sz w:val="22"/>
         </w:rPr>
         <w:t>某市所有健康女性血清总蛋白的平均值，这是真正想知道的总体均数 μ，但通常不知道。</w:t>
       </w:r>
     </w:p>
     <w:p/>
     <w:p>
-      <w:r>
-        <w:rPr>
-          <w:rFonts w:ascii="Microsoft YaHei" w:hAnsi="Microsoft YaHei" w:eastAsia="Microsoft YaHei"/>
-          <w:sz w:val="22"/>
-        </w:rPr>
-        <w:t xml:space="preserve">    2. 统计量</w:t>
+      <w:pPr>
+        <w:pStyle w:val="ListNumber"/>
+      </w:pPr>
+      <w:r>
+        <w:rPr>
+          <w:rFonts w:ascii="Microsoft YaHei" w:hAnsi="Microsoft YaHei" w:eastAsia="Microsoft YaHei"/>
+        </w:rPr>
+        <w:t>统计量</w:t>
       </w:r>
     </w:p>
     <w:p/>
@@ -284,7 +264,6 @@
       <w:r>
         <w:rPr>
           <w:rFonts w:ascii="Microsoft YaHei" w:hAnsi="Microsoft YaHei" w:eastAsia="Microsoft YaHei"/>
-          <w:sz w:val="22"/>
         </w:rPr>
         <w:t>统计量是样本算出来的指标，一般用普通字母表示。</w:t>
       </w:r>
@@ -294,7 +273,6 @@
       <w:r>
         <w:rPr>
           <w:rFonts w:ascii="Microsoft YaHei" w:hAnsi="Microsoft YaHei" w:eastAsia="Microsoft YaHei"/>
-          <w:sz w:val="22"/>
         </w:rPr>
         <w:t>常见统计量：</w:t>
       </w:r>
@@ -307,7 +285,6 @@
       <w:r>
         <w:rPr>
           <w:rFonts w:ascii="Microsoft YaHei" w:hAnsi="Microsoft YaHei" w:eastAsia="Microsoft YaHei"/>
-          <w:sz w:val="22"/>
         </w:rPr>
         <w:t>样本均数：xbar</w:t>
       </w:r>
@@ -319,7 +296,6 @@
       <w:r>
         <w:rPr>
           <w:rFonts w:ascii="Microsoft YaHei" w:hAnsi="Microsoft YaHei" w:eastAsia="Microsoft YaHei"/>
-          <w:sz w:val="22"/>
         </w:rPr>
         <w:t>样本标准差：s</w:t>
       </w:r>
@@ -331,7 +307,6 @@
       <w:r>
         <w:rPr>
           <w:rFonts w:ascii="Microsoft YaHei" w:hAnsi="Microsoft YaHei" w:eastAsia="Microsoft YaHei"/>
-          <w:sz w:val="22"/>
         </w:rPr>
         <w:t>样本率：p</w:t>
       </w:r>
@@ -341,7 +316,6 @@
       <w:r>
         <w:rPr>
           <w:rFonts w:ascii="Microsoft YaHei" w:hAnsi="Microsoft YaHei" w:eastAsia="Microsoft YaHei"/>
-          <w:sz w:val="22"/>
         </w:rPr>
         <w:t>例子：</w:t>
       </w:r>
@@ -351,19 +325,20 @@
       <w:r>
         <w:rPr>
           <w:rFonts w:ascii="Microsoft YaHei" w:hAnsi="Microsoft YaHei" w:eastAsia="Microsoft YaHei"/>
-          <w:sz w:val="22"/>
         </w:rPr>
         <w:t>随机抽取 100 名健康女性，算出血清总蛋白均数为 74 g/L，这个 74 g/L 是样本均数，是统计量。</w:t>
       </w:r>
     </w:p>
     <w:p/>
     <w:p>
-      <w:r>
-        <w:rPr>
-          <w:rFonts w:ascii="Microsoft YaHei" w:hAnsi="Microsoft YaHei" w:eastAsia="Microsoft YaHei"/>
-          <w:sz w:val="22"/>
-        </w:rPr>
-        <w:t xml:space="preserve">    3. 参数和统计量的区别</w:t>
+      <w:pPr>
+        <w:pStyle w:val="ListNumber"/>
+      </w:pPr>
+      <w:r>
+        <w:rPr>
+          <w:rFonts w:ascii="Microsoft YaHei" w:hAnsi="Microsoft YaHei" w:eastAsia="Microsoft YaHei"/>
+        </w:rPr>
+        <w:t>参数和统计量的区别</w:t>
       </w:r>
     </w:p>
     <w:p/>
@@ -371,54 +346,40 @@
       <w:r>
         <w:rPr>
           <w:rFonts w:ascii="Microsoft YaHei" w:hAnsi="Microsoft YaHei" w:eastAsia="Microsoft YaHei"/>
-          <w:sz w:val="22"/>
-        </w:rPr>
-        <w:t>| 对比 | 参数 | 统计量 |</w:t>
-      </w:r>
-    </w:p>
-    <w:p>
-      <w:r>
-        <w:rPr>
-          <w:rFonts w:ascii="Microsoft YaHei" w:hAnsi="Microsoft YaHei" w:eastAsia="Microsoft YaHei"/>
-          <w:sz w:val="22"/>
-        </w:rPr>
-        <w:t>|---|---|---|</w:t>
-      </w:r>
-    </w:p>
-    <w:p>
-      <w:r>
-        <w:rPr>
-          <w:rFonts w:ascii="Microsoft YaHei" w:hAnsi="Microsoft YaHei" w:eastAsia="Microsoft YaHei"/>
-          <w:sz w:val="22"/>
-        </w:rPr>
-        <w:t>| 来自哪里 | 总体 | 样本 |</w:t>
-      </w:r>
-    </w:p>
-    <w:p>
-      <w:r>
-        <w:rPr>
-          <w:rFonts w:ascii="Microsoft YaHei" w:hAnsi="Microsoft YaHei" w:eastAsia="Microsoft YaHei"/>
-          <w:sz w:val="22"/>
-        </w:rPr>
-        <w:t>| 是否通常已知 | 通常未知 | 可以计算 |</w:t>
-      </w:r>
-    </w:p>
-    <w:p>
-      <w:r>
-        <w:rPr>
-          <w:rFonts w:ascii="Microsoft YaHei" w:hAnsi="Microsoft YaHei" w:eastAsia="Microsoft YaHei"/>
-          <w:sz w:val="22"/>
-        </w:rPr>
-        <w:t>| 例子 | 总体均数 μ | 样本均数 xbar |</w:t>
-      </w:r>
-    </w:p>
-    <w:p>
-      <w:r>
-        <w:rPr>
-          <w:rFonts w:ascii="Microsoft YaHei" w:hAnsi="Microsoft YaHei" w:eastAsia="Microsoft YaHei"/>
-          <w:sz w:val="22"/>
-        </w:rPr>
-        <w:t>| 作用 | 真正想知道的目标 | 用来估计参数 |</w:t>
+        </w:rPr>
+        <w:t>对比 | 参数 | 统计量</w:t>
+      </w:r>
+    </w:p>
+    <w:p>
+      <w:r>
+        <w:rPr>
+          <w:rFonts w:ascii="Microsoft YaHei" w:hAnsi="Microsoft YaHei" w:eastAsia="Microsoft YaHei"/>
+        </w:rPr>
+        <w:t>来自哪里 | 总体 | 样本</w:t>
+      </w:r>
+    </w:p>
+    <w:p>
+      <w:r>
+        <w:rPr>
+          <w:rFonts w:ascii="Microsoft YaHei" w:hAnsi="Microsoft YaHei" w:eastAsia="Microsoft YaHei"/>
+        </w:rPr>
+        <w:t>是否通常已知 | 通常未知 | 可以计算</w:t>
+      </w:r>
+    </w:p>
+    <w:p>
+      <w:r>
+        <w:rPr>
+          <w:rFonts w:ascii="Microsoft YaHei" w:hAnsi="Microsoft YaHei" w:eastAsia="Microsoft YaHei"/>
+        </w:rPr>
+        <w:t>例子 | 总体均数 μ | 样本均数 xbar</w:t>
+      </w:r>
+    </w:p>
+    <w:p>
+      <w:r>
+        <w:rPr>
+          <w:rFonts w:ascii="Microsoft YaHei" w:hAnsi="Microsoft YaHei" w:eastAsia="Microsoft YaHei"/>
+        </w:rPr>
+        <w:t>作用 | 真正想知道的目标 | 用来估计参数</w:t>
       </w:r>
     </w:p>
     <w:p/>
@@ -426,7 +387,6 @@
       <w:r>
         <w:rPr>
           <w:rFonts w:ascii="Microsoft YaHei" w:hAnsi="Microsoft YaHei" w:eastAsia="Microsoft YaHei"/>
-          <w:sz w:val="22"/>
         </w:rPr>
         <w:t>考试常考说法：</w:t>
       </w:r>
@@ -436,9 +396,8 @@
       <w:r>
         <w:rPr>
           <w:rFonts w:ascii="Microsoft YaHei" w:hAnsi="Microsoft YaHei" w:eastAsia="Microsoft YaHei"/>
-          <w:sz w:val="22"/>
-        </w:rPr>
-        <w:t>&gt; 参数是总体指标，统计量是样本指标。</w:t>
+        </w:rPr>
+        <w:t>参数是总体指标，统计量是样本指标。</w:t>
       </w:r>
     </w:p>
     <w:p/>
@@ -446,7 +405,6 @@
       <w:r>
         <w:rPr>
           <w:rFonts w:ascii="Microsoft YaHei" w:hAnsi="Microsoft YaHei" w:eastAsia="Microsoft YaHei"/>
-          <w:sz w:val="22"/>
         </w:rPr>
         <w:t>---</w:t>
       </w:r>
@@ -456,9 +414,8 @@
       <w:r>
         <w:rPr>
           <w:rFonts w:ascii="Microsoft YaHei" w:hAnsi="Microsoft YaHei" w:eastAsia="Microsoft YaHei"/>
-          <w:sz w:val="22"/>
-        </w:rPr>
-        <w:t xml:space="preserve">   三、标准差与标准误</w:t>
+        </w:rPr>
+        <w:t>三、标准差与标准误</w:t>
       </w:r>
     </w:p>
     <w:p/>
@@ -466,19 +423,20 @@
       <w:r>
         <w:rPr>
           <w:rFonts w:ascii="Microsoft YaHei" w:hAnsi="Microsoft YaHei" w:eastAsia="Microsoft YaHei"/>
-          <w:sz w:val="22"/>
         </w:rPr>
         <w:t>这是本章最容易混的地方。</w:t>
       </w:r>
     </w:p>
     <w:p/>
     <w:p>
-      <w:r>
-        <w:rPr>
-          <w:rFonts w:ascii="Microsoft YaHei" w:hAnsi="Microsoft YaHei" w:eastAsia="Microsoft YaHei"/>
-          <w:sz w:val="22"/>
-        </w:rPr>
-        <w:t xml:space="preserve">    1. 标准差</w:t>
+      <w:pPr>
+        <w:pStyle w:val="ListNumber"/>
+      </w:pPr>
+      <w:r>
+        <w:rPr>
+          <w:rFonts w:ascii="Microsoft YaHei" w:hAnsi="Microsoft YaHei" w:eastAsia="Microsoft YaHei"/>
+        </w:rPr>
+        <w:t>标准差</w:t>
       </w:r>
     </w:p>
     <w:p/>
@@ -486,7 +444,6 @@
       <w:r>
         <w:rPr>
           <w:rFonts w:ascii="Microsoft YaHei" w:hAnsi="Microsoft YaHei" w:eastAsia="Microsoft YaHei"/>
-          <w:sz w:val="22"/>
         </w:rPr>
         <w:t>标准差描述的是个体观察值之间的离散程度。</w:t>
       </w:r>
@@ -496,7 +453,6 @@
       <w:r>
         <w:rPr>
           <w:rFonts w:ascii="Microsoft YaHei" w:hAnsi="Microsoft YaHei" w:eastAsia="Microsoft YaHei"/>
-          <w:sz w:val="22"/>
         </w:rPr>
         <w:t>例如同一个班同学身高差异很大，标准差就大；身高都差不多，标准差就小。</w:t>
       </w:r>
@@ -506,7 +462,6 @@
       <w:r>
         <w:rPr>
           <w:rFonts w:ascii="Microsoft YaHei" w:hAnsi="Microsoft YaHei" w:eastAsia="Microsoft YaHei"/>
-          <w:sz w:val="22"/>
         </w:rPr>
         <w:t>关键词：</w:t>
       </w:r>
@@ -519,7 +474,6 @@
       <w:r>
         <w:rPr>
           <w:rFonts w:ascii="Microsoft YaHei" w:hAnsi="Microsoft YaHei" w:eastAsia="Microsoft YaHei"/>
-          <w:sz w:val="22"/>
         </w:rPr>
         <w:t>个体差异</w:t>
       </w:r>
@@ -531,7 +485,6 @@
       <w:r>
         <w:rPr>
           <w:rFonts w:ascii="Microsoft YaHei" w:hAnsi="Microsoft YaHei" w:eastAsia="Microsoft YaHei"/>
-          <w:sz w:val="22"/>
         </w:rPr>
         <w:t>离散程度</w:t>
       </w:r>
@@ -543,19 +496,20 @@
       <w:r>
         <w:rPr>
           <w:rFonts w:ascii="Microsoft YaHei" w:hAnsi="Microsoft YaHei" w:eastAsia="Microsoft YaHei"/>
-          <w:sz w:val="22"/>
         </w:rPr>
         <w:t>原始观察值的波动</w:t>
       </w:r>
     </w:p>
     <w:p/>
     <w:p>
-      <w:r>
-        <w:rPr>
-          <w:rFonts w:ascii="Microsoft YaHei" w:hAnsi="Microsoft YaHei" w:eastAsia="Microsoft YaHei"/>
-          <w:sz w:val="22"/>
-        </w:rPr>
-        <w:t xml:space="preserve">    2. 标准误</w:t>
+      <w:pPr>
+        <w:pStyle w:val="ListNumber"/>
+      </w:pPr>
+      <w:r>
+        <w:rPr>
+          <w:rFonts w:ascii="Microsoft YaHei" w:hAnsi="Microsoft YaHei" w:eastAsia="Microsoft YaHei"/>
+        </w:rPr>
+        <w:t>标准误</w:t>
       </w:r>
     </w:p>
     <w:p/>
@@ -563,7 +517,6 @@
       <w:r>
         <w:rPr>
           <w:rFonts w:ascii="Microsoft YaHei" w:hAnsi="Microsoft YaHei" w:eastAsia="Microsoft YaHei"/>
-          <w:sz w:val="22"/>
         </w:rPr>
         <w:t>标准误描述的是样本均数的抽样误差大小。</w:t>
       </w:r>
@@ -573,7 +526,6 @@
       <w:r>
         <w:rPr>
           <w:rFonts w:ascii="Microsoft YaHei" w:hAnsi="Microsoft YaHei" w:eastAsia="Microsoft YaHei"/>
-          <w:sz w:val="22"/>
         </w:rPr>
         <w:t>同一总体中反复抽样，每次样本均数可能不一样。标准误就是用来描述这些“样本均数之间的波动”。</w:t>
       </w:r>
@@ -583,7 +535,6 @@
       <w:r>
         <w:rPr>
           <w:rFonts w:ascii="Microsoft YaHei" w:hAnsi="Microsoft YaHei" w:eastAsia="Microsoft YaHei"/>
-          <w:sz w:val="22"/>
         </w:rPr>
         <w:t>关键词：</w:t>
       </w:r>
@@ -596,7 +547,6 @@
       <w:r>
         <w:rPr>
           <w:rFonts w:ascii="Microsoft YaHei" w:hAnsi="Microsoft YaHei" w:eastAsia="Microsoft YaHei"/>
-          <w:sz w:val="22"/>
         </w:rPr>
         <w:t>抽样误差</w:t>
       </w:r>
@@ -608,7 +558,6 @@
       <w:r>
         <w:rPr>
           <w:rFonts w:ascii="Microsoft YaHei" w:hAnsi="Microsoft YaHei" w:eastAsia="Microsoft YaHei"/>
-          <w:sz w:val="22"/>
         </w:rPr>
         <w:t>样本均数的波动</w:t>
       </w:r>
@@ -620,19 +569,20 @@
       <w:r>
         <w:rPr>
           <w:rFonts w:ascii="Microsoft YaHei" w:hAnsi="Microsoft YaHei" w:eastAsia="Microsoft YaHei"/>
-          <w:sz w:val="22"/>
         </w:rPr>
         <w:t>用样本均数估计总体均数的可靠性</w:t>
       </w:r>
     </w:p>
     <w:p/>
     <w:p>
-      <w:r>
-        <w:rPr>
-          <w:rFonts w:ascii="Microsoft YaHei" w:hAnsi="Microsoft YaHei" w:eastAsia="Microsoft YaHei"/>
-          <w:sz w:val="22"/>
-        </w:rPr>
-        <w:t xml:space="preserve">    3. 两者区别</w:t>
+      <w:pPr>
+        <w:pStyle w:val="ListNumber"/>
+      </w:pPr>
+      <w:r>
+        <w:rPr>
+          <w:rFonts w:ascii="Microsoft YaHei" w:hAnsi="Microsoft YaHei" w:eastAsia="Microsoft YaHei"/>
+        </w:rPr>
+        <w:t>两者区别</w:t>
       </w:r>
     </w:p>
     <w:p/>
@@ -640,54 +590,40 @@
       <w:r>
         <w:rPr>
           <w:rFonts w:ascii="Microsoft YaHei" w:hAnsi="Microsoft YaHei" w:eastAsia="Microsoft YaHei"/>
-          <w:sz w:val="22"/>
-        </w:rPr>
-        <w:t>| 对比 | 标准差 | 标准误 |</w:t>
-      </w:r>
-    </w:p>
-    <w:p>
-      <w:r>
-        <w:rPr>
-          <w:rFonts w:ascii="Microsoft YaHei" w:hAnsi="Microsoft YaHei" w:eastAsia="Microsoft YaHei"/>
-          <w:sz w:val="22"/>
-        </w:rPr>
-        <w:t>|---|---|---|</w:t>
-      </w:r>
-    </w:p>
-    <w:p>
-      <w:r>
-        <w:rPr>
-          <w:rFonts w:ascii="Microsoft YaHei" w:hAnsi="Microsoft YaHei" w:eastAsia="Microsoft YaHei"/>
-          <w:sz w:val="22"/>
-        </w:rPr>
-        <w:t>| 描述对象 | 个体观察值 | 样本均数 |</w:t>
-      </w:r>
-    </w:p>
-    <w:p>
-      <w:r>
-        <w:rPr>
-          <w:rFonts w:ascii="Microsoft YaHei" w:hAnsi="Microsoft YaHei" w:eastAsia="Microsoft YaHei"/>
-          <w:sz w:val="22"/>
-        </w:rPr>
-        <w:t>| 反映什么 | 个体差异大小 | 抽样误差大小 |</w:t>
-      </w:r>
-    </w:p>
-    <w:p>
-      <w:r>
-        <w:rPr>
-          <w:rFonts w:ascii="Microsoft YaHei" w:hAnsi="Microsoft YaHei" w:eastAsia="Microsoft YaHei"/>
-          <w:sz w:val="22"/>
-        </w:rPr>
-        <w:t>| 越小表示 | 个体越集中 | 样本均数估计总体均数越可靠 |</w:t>
-      </w:r>
-    </w:p>
-    <w:p>
-      <w:r>
-        <w:rPr>
-          <w:rFonts w:ascii="Microsoft YaHei" w:hAnsi="Microsoft YaHei" w:eastAsia="Microsoft YaHei"/>
-          <w:sz w:val="22"/>
-        </w:rPr>
-        <w:t>| 常见考法 | 描述资料离散程度 | 可信区间、假设检验 |</w:t>
+        </w:rPr>
+        <w:t>对比 | 标准差 | 标准误</w:t>
+      </w:r>
+    </w:p>
+    <w:p>
+      <w:r>
+        <w:rPr>
+          <w:rFonts w:ascii="Microsoft YaHei" w:hAnsi="Microsoft YaHei" w:eastAsia="Microsoft YaHei"/>
+        </w:rPr>
+        <w:t>描述对象 | 个体观察值 | 样本均数</w:t>
+      </w:r>
+    </w:p>
+    <w:p>
+      <w:r>
+        <w:rPr>
+          <w:rFonts w:ascii="Microsoft YaHei" w:hAnsi="Microsoft YaHei" w:eastAsia="Microsoft YaHei"/>
+        </w:rPr>
+        <w:t>反映什么 | 个体差异大小 | 抽样误差大小</w:t>
+      </w:r>
+    </w:p>
+    <w:p>
+      <w:r>
+        <w:rPr>
+          <w:rFonts w:ascii="Microsoft YaHei" w:hAnsi="Microsoft YaHei" w:eastAsia="Microsoft YaHei"/>
+        </w:rPr>
+        <w:t>越小表示 | 个体越集中 | 样本均数估计总体均数越可靠</w:t>
+      </w:r>
+    </w:p>
+    <w:p>
+      <w:r>
+        <w:rPr>
+          <w:rFonts w:ascii="Microsoft YaHei" w:hAnsi="Microsoft YaHei" w:eastAsia="Microsoft YaHei"/>
+        </w:rPr>
+        <w:t>常见考法 | 描述资料离散程度 | 可信区间、假设检验</w:t>
       </w:r>
     </w:p>
     <w:p/>
@@ -695,7 +631,6 @@
       <w:r>
         <w:rPr>
           <w:rFonts w:ascii="Microsoft YaHei" w:hAnsi="Microsoft YaHei" w:eastAsia="Microsoft YaHei"/>
-          <w:sz w:val="22"/>
         </w:rPr>
         <w:t>必须背熟：</w:t>
       </w:r>
@@ -705,9 +640,8 @@
       <w:r>
         <w:rPr>
           <w:rFonts w:ascii="Microsoft YaHei" w:hAnsi="Microsoft YaHei" w:eastAsia="Microsoft YaHei"/>
-          <w:sz w:val="22"/>
-        </w:rPr>
-        <w:t>&gt; 标准差描述个体差异，标准误描述抽样误差。</w:t>
+        </w:rPr>
+        <w:t>标准差描述个体差异，标准误描述抽样误差。</w:t>
       </w:r>
     </w:p>
     <w:p/>
@@ -715,7 +649,6 @@
       <w:r>
         <w:rPr>
           <w:rFonts w:ascii="Microsoft YaHei" w:hAnsi="Microsoft YaHei" w:eastAsia="Microsoft YaHei"/>
-          <w:sz w:val="22"/>
         </w:rPr>
         <w:t>---</w:t>
       </w:r>
@@ -725,19 +658,20 @@
       <w:r>
         <w:rPr>
           <w:rFonts w:ascii="Microsoft YaHei" w:hAnsi="Microsoft YaHei" w:eastAsia="Microsoft YaHei"/>
-          <w:sz w:val="22"/>
-        </w:rPr>
-        <w:t xml:space="preserve">   四、可信区间</w:t>
+        </w:rPr>
+        <w:t>四、可信区间</w:t>
       </w:r>
     </w:p>
     <w:p/>
     <w:p>
-      <w:r>
-        <w:rPr>
-          <w:rFonts w:ascii="Microsoft YaHei" w:hAnsi="Microsoft YaHei" w:eastAsia="Microsoft YaHei"/>
-          <w:sz w:val="22"/>
-        </w:rPr>
-        <w:t xml:space="preserve">    1. 什么是可信区间</w:t>
+      <w:pPr>
+        <w:pStyle w:val="ListNumber"/>
+      </w:pPr>
+      <w:r>
+        <w:rPr>
+          <w:rFonts w:ascii="Microsoft YaHei" w:hAnsi="Microsoft YaHei" w:eastAsia="Microsoft YaHei"/>
+        </w:rPr>
+        <w:t>什么是可信区间</w:t>
       </w:r>
     </w:p>
     <w:p/>
@@ -745,7 +679,6 @@
       <w:r>
         <w:rPr>
           <w:rFonts w:ascii="Microsoft YaHei" w:hAnsi="Microsoft YaHei" w:eastAsia="Microsoft YaHei"/>
-          <w:sz w:val="22"/>
         </w:rPr>
         <w:t>可信区间是用样本结果估计总体参数可能所在的范围。</w:t>
       </w:r>
@@ -755,7 +688,6 @@
       <w:r>
         <w:rPr>
           <w:rFonts w:ascii="Microsoft YaHei" w:hAnsi="Microsoft YaHei" w:eastAsia="Microsoft YaHei"/>
-          <w:sz w:val="22"/>
         </w:rPr>
         <w:t>例如：</w:t>
       </w:r>
@@ -765,7 +697,6 @@
       <w:r>
         <w:rPr>
           <w:rFonts w:ascii="Microsoft YaHei" w:hAnsi="Microsoft YaHei" w:eastAsia="Microsoft YaHei"/>
-          <w:sz w:val="22"/>
         </w:rPr>
         <w:t>随机抽取 100 名健康女性，样本均数为 74 g/L，标准差为 4 g/L。</w:t>
       </w:r>
@@ -774,7 +705,6 @@
       <w:r>
         <w:rPr>
           <w:rFonts w:ascii="Microsoft YaHei" w:hAnsi="Microsoft YaHei" w:eastAsia="Microsoft YaHei"/>
-          <w:sz w:val="22"/>
         </w:rPr>
         <w:t>若求总体均数 95% 可信区间，大致形式是：</w:t>
       </w:r>
@@ -784,9 +714,8 @@
       <w:r>
         <w:rPr>
           <w:rFonts w:ascii="Microsoft YaHei" w:hAnsi="Microsoft YaHei" w:eastAsia="Microsoft YaHei"/>
-          <w:sz w:val="22"/>
-        </w:rPr>
-        <w:t>&gt; 样本均数 ± 1.96 × 标准误</w:t>
+        </w:rPr>
+        <w:t>样本均数 ± 1.96 × 标准误</w:t>
       </w:r>
     </w:p>
     <w:p/>
@@ -794,7 +723,6 @@
       <w:r>
         <w:rPr>
           <w:rFonts w:ascii="Microsoft YaHei" w:hAnsi="Microsoft YaHei" w:eastAsia="Microsoft YaHei"/>
-          <w:sz w:val="22"/>
         </w:rPr>
         <w:t>这里标准误 = 标准差 / 根号 n。</w:t>
       </w:r>
@@ -803,7 +731,6 @@
       <w:r>
         <w:rPr>
           <w:rFonts w:ascii="Microsoft YaHei" w:hAnsi="Microsoft YaHei" w:eastAsia="Microsoft YaHei"/>
-          <w:sz w:val="22"/>
         </w:rPr>
         <w:t>因为 n=100，所以标准误 = 4 / 10 = 0.4。</w:t>
       </w:r>
@@ -812,7 +739,6 @@
       <w:r>
         <w:rPr>
           <w:rFonts w:ascii="Microsoft YaHei" w:hAnsi="Microsoft YaHei" w:eastAsia="Microsoft YaHei"/>
-          <w:sz w:val="22"/>
         </w:rPr>
         <w:t>所以 95% 可信区间约为：</w:t>
       </w:r>
@@ -822,9 +748,8 @@
       <w:r>
         <w:rPr>
           <w:rFonts w:ascii="Microsoft YaHei" w:hAnsi="Microsoft YaHei" w:eastAsia="Microsoft YaHei"/>
-          <w:sz w:val="22"/>
-        </w:rPr>
-        <w:t>&gt; 74 ± 1.96 × 0.4</w:t>
+        </w:rPr>
+        <w:t>74 ± 1.96 × 0.4</w:t>
       </w:r>
     </w:p>
     <w:p/>
@@ -832,7 +757,6 @@
       <w:r>
         <w:rPr>
           <w:rFonts w:ascii="Microsoft YaHei" w:hAnsi="Microsoft YaHei" w:eastAsia="Microsoft YaHei"/>
-          <w:sz w:val="22"/>
         </w:rPr>
         <w:t>也就是：</w:t>
       </w:r>
@@ -842,9 +766,8 @@
       <w:r>
         <w:rPr>
           <w:rFonts w:ascii="Microsoft YaHei" w:hAnsi="Microsoft YaHei" w:eastAsia="Microsoft YaHei"/>
-          <w:sz w:val="22"/>
-        </w:rPr>
-        <w:t>&gt; 74 ± 1.96 × 4 ÷ 10</w:t>
+        </w:rPr>
+        <w:t>74 ± 1.96 × 4 ÷ 10</w:t>
       </w:r>
     </w:p>
     <w:p/>
@@ -852,19 +775,20 @@
       <w:r>
         <w:rPr>
           <w:rFonts w:ascii="Microsoft YaHei" w:hAnsi="Microsoft YaHei" w:eastAsia="Microsoft YaHei"/>
-          <w:sz w:val="22"/>
         </w:rPr>
         <w:t>这正是选择题里常见考法。</w:t>
       </w:r>
     </w:p>
     <w:p/>
     <w:p>
-      <w:r>
-        <w:rPr>
-          <w:rFonts w:ascii="Microsoft YaHei" w:hAnsi="Microsoft YaHei" w:eastAsia="Microsoft YaHei"/>
-          <w:sz w:val="22"/>
-        </w:rPr>
-        <w:t xml:space="preserve">    2. 可信度越高，区间越宽</w:t>
+      <w:pPr>
+        <w:pStyle w:val="ListNumber"/>
+      </w:pPr>
+      <w:r>
+        <w:rPr>
+          <w:rFonts w:ascii="Microsoft YaHei" w:hAnsi="Microsoft YaHei" w:eastAsia="Microsoft YaHei"/>
+        </w:rPr>
+        <w:t>可信度越高，区间越宽</w:t>
       </w:r>
     </w:p>
     <w:p/>
@@ -872,7 +796,6 @@
       <w:r>
         <w:rPr>
           <w:rFonts w:ascii="Microsoft YaHei" w:hAnsi="Microsoft YaHei" w:eastAsia="Microsoft YaHei"/>
-          <w:sz w:val="22"/>
         </w:rPr>
         <w:t>如果想更有把握地包含总体均数，就需要给出更宽的范围。</w:t>
       </w:r>
@@ -882,7 +805,6 @@
       <w:r>
         <w:rPr>
           <w:rFonts w:ascii="Microsoft YaHei" w:hAnsi="Microsoft YaHei" w:eastAsia="Microsoft YaHei"/>
-          <w:sz w:val="22"/>
         </w:rPr>
         <w:t>例如：</w:t>
       </w:r>
@@ -895,7 +817,6 @@
       <w:r>
         <w:rPr>
           <w:rFonts w:ascii="Microsoft YaHei" w:hAnsi="Microsoft YaHei" w:eastAsia="Microsoft YaHei"/>
-          <w:sz w:val="22"/>
         </w:rPr>
         <w:t>95% 可信区间比 90% 可信区间宽。</w:t>
       </w:r>
@@ -907,7 +828,6 @@
       <w:r>
         <w:rPr>
           <w:rFonts w:ascii="Microsoft YaHei" w:hAnsi="Microsoft YaHei" w:eastAsia="Microsoft YaHei"/>
-          <w:sz w:val="22"/>
         </w:rPr>
         <w:t>99% 可信区间比 95% 可信区间宽。</w:t>
       </w:r>
@@ -917,7 +837,6 @@
       <w:r>
         <w:rPr>
           <w:rFonts w:ascii="Microsoft YaHei" w:hAnsi="Microsoft YaHei" w:eastAsia="Microsoft YaHei"/>
-          <w:sz w:val="22"/>
         </w:rPr>
         <w:t>考试句：</w:t>
       </w:r>
@@ -927,19 +846,20 @@
       <w:r>
         <w:rPr>
           <w:rFonts w:ascii="Microsoft YaHei" w:hAnsi="Microsoft YaHei" w:eastAsia="Microsoft YaHei"/>
-          <w:sz w:val="22"/>
-        </w:rPr>
-        <w:t>&gt; 可信度越高，可信区间越宽。</w:t>
+        </w:rPr>
+        <w:t>可信度越高，可信区间越宽。</w:t>
       </w:r>
     </w:p>
     <w:p/>
     <w:p>
-      <w:r>
-        <w:rPr>
-          <w:rFonts w:ascii="Microsoft YaHei" w:hAnsi="Microsoft YaHei" w:eastAsia="Microsoft YaHei"/>
-          <w:sz w:val="22"/>
-        </w:rPr>
-        <w:t xml:space="preserve">    3. 样本量越大，区间越窄</w:t>
+      <w:pPr>
+        <w:pStyle w:val="ListNumber"/>
+      </w:pPr>
+      <w:r>
+        <w:rPr>
+          <w:rFonts w:ascii="Microsoft YaHei" w:hAnsi="Microsoft YaHei" w:eastAsia="Microsoft YaHei"/>
+        </w:rPr>
+        <w:t>样本量越大，区间越窄</w:t>
       </w:r>
     </w:p>
     <w:p/>
@@ -947,7 +867,6 @@
       <w:r>
         <w:rPr>
           <w:rFonts w:ascii="Microsoft YaHei" w:hAnsi="Microsoft YaHei" w:eastAsia="Microsoft YaHei"/>
-          <w:sz w:val="22"/>
         </w:rPr>
         <w:t>样本量越大，抽样误差越小，估计越精确，所以可信区间越窄。</w:t>
       </w:r>
@@ -957,7 +876,6 @@
       <w:r>
         <w:rPr>
           <w:rFonts w:ascii="Microsoft YaHei" w:hAnsi="Microsoft YaHei" w:eastAsia="Microsoft YaHei"/>
-          <w:sz w:val="22"/>
         </w:rPr>
         <w:t>考试句：</w:t>
       </w:r>
@@ -967,9 +885,8 @@
       <w:r>
         <w:rPr>
           <w:rFonts w:ascii="Microsoft YaHei" w:hAnsi="Microsoft YaHei" w:eastAsia="Microsoft YaHei"/>
-          <w:sz w:val="22"/>
-        </w:rPr>
-        <w:t>&gt; 在同一总体随机抽样，其他条件不变，样本含量越大，总体均数的可信区间越窄。</w:t>
+        </w:rPr>
+        <w:t>在同一总体随机抽样，其他条件不变，样本含量越大，总体均数的可信区间越窄。</w:t>
       </w:r>
     </w:p>
     <w:p/>
@@ -977,7 +894,6 @@
       <w:r>
         <w:rPr>
           <w:rFonts w:ascii="Microsoft YaHei" w:hAnsi="Microsoft YaHei" w:eastAsia="Microsoft YaHei"/>
-          <w:sz w:val="22"/>
         </w:rPr>
         <w:t>---</w:t>
       </w:r>
@@ -987,19 +903,20 @@
       <w:r>
         <w:rPr>
           <w:rFonts w:ascii="Microsoft YaHei" w:hAnsi="Microsoft YaHei" w:eastAsia="Microsoft YaHei"/>
-          <w:sz w:val="22"/>
-        </w:rPr>
-        <w:t xml:space="preserve">   五、假设检验的基本思想</w:t>
+        </w:rPr>
+        <w:t>五、假设检验的基本思想</w:t>
       </w:r>
     </w:p>
     <w:p/>
     <w:p>
-      <w:r>
-        <w:rPr>
-          <w:rFonts w:ascii="Microsoft YaHei" w:hAnsi="Microsoft YaHei" w:eastAsia="Microsoft YaHei"/>
-          <w:sz w:val="22"/>
-        </w:rPr>
-        <w:t xml:space="preserve">    1. 假设检验在干什么</w:t>
+      <w:pPr>
+        <w:pStyle w:val="ListNumber"/>
+      </w:pPr>
+      <w:r>
+        <w:rPr>
+          <w:rFonts w:ascii="Microsoft YaHei" w:hAnsi="Microsoft YaHei" w:eastAsia="Microsoft YaHei"/>
+        </w:rPr>
+        <w:t>假设检验在干什么</w:t>
       </w:r>
     </w:p>
     <w:p/>
@@ -1007,7 +924,6 @@
       <w:r>
         <w:rPr>
           <w:rFonts w:ascii="Microsoft YaHei" w:hAnsi="Microsoft YaHei" w:eastAsia="Microsoft YaHei"/>
-          <w:sz w:val="22"/>
         </w:rPr>
         <w:t>假设检验不是直接证明谁对谁错，而是先假定“没有差别”，再看样本结果是否足够反常。</w:t>
       </w:r>
@@ -1017,7 +933,6 @@
       <w:r>
         <w:rPr>
           <w:rFonts w:ascii="Microsoft YaHei" w:hAnsi="Microsoft YaHei" w:eastAsia="Microsoft YaHei"/>
-          <w:sz w:val="22"/>
         </w:rPr>
         <w:t>如果样本结果在“没有差别”的前提下很难出现，就拒绝“没有差别”这个假设。</w:t>
       </w:r>
@@ -1027,7 +942,6 @@
       <w:r>
         <w:rPr>
           <w:rFonts w:ascii="Microsoft YaHei" w:hAnsi="Microsoft YaHei" w:eastAsia="Microsoft YaHei"/>
-          <w:sz w:val="22"/>
         </w:rPr>
         <w:t>一句话理解：</w:t>
       </w:r>
@@ -1037,19 +951,20 @@
       <w:r>
         <w:rPr>
           <w:rFonts w:ascii="Microsoft YaHei" w:hAnsi="Microsoft YaHei" w:eastAsia="Microsoft YaHei"/>
-          <w:sz w:val="22"/>
-        </w:rPr>
-        <w:t>&gt; 假设检验是判断样本差异是否大到不能用抽样误差解释。</w:t>
+        </w:rPr>
+        <w:t>假设检验是判断样本差异是否大到不能用抽样误差解释。</w:t>
       </w:r>
     </w:p>
     <w:p/>
     <w:p>
-      <w:r>
-        <w:rPr>
-          <w:rFonts w:ascii="Microsoft YaHei" w:hAnsi="Microsoft YaHei" w:eastAsia="Microsoft YaHei"/>
-          <w:sz w:val="22"/>
-        </w:rPr>
-        <w:t xml:space="preserve">    2. H0 和 H1</w:t>
+      <w:pPr>
+        <w:pStyle w:val="ListNumber"/>
+      </w:pPr>
+      <w:r>
+        <w:rPr>
+          <w:rFonts w:ascii="Microsoft YaHei" w:hAnsi="Microsoft YaHei" w:eastAsia="Microsoft YaHei"/>
+        </w:rPr>
+        <w:t>H0 和 H1</w:t>
       </w:r>
     </w:p>
     <w:p/>
@@ -1057,7 +972,6 @@
       <w:r>
         <w:rPr>
           <w:rFonts w:ascii="Microsoft YaHei" w:hAnsi="Microsoft YaHei" w:eastAsia="Microsoft YaHei"/>
-          <w:sz w:val="22"/>
         </w:rPr>
         <w:t>H0：原假设。通常表示无差别、无效应、总体参数相等。</w:t>
       </w:r>
@@ -1066,7 +980,6 @@
       <w:r>
         <w:rPr>
           <w:rFonts w:ascii="Microsoft YaHei" w:hAnsi="Microsoft YaHei" w:eastAsia="Microsoft YaHei"/>
-          <w:sz w:val="22"/>
         </w:rPr>
         <w:t>H1：备择假设。通常表示有差别、有效应、总体参数不等。</w:t>
       </w:r>
@@ -1076,7 +989,6 @@
       <w:r>
         <w:rPr>
           <w:rFonts w:ascii="Microsoft YaHei" w:hAnsi="Microsoft YaHei" w:eastAsia="Microsoft YaHei"/>
-          <w:sz w:val="22"/>
         </w:rPr>
         <w:t>例子：两组均数比较。</w:t>
       </w:r>
@@ -1089,7 +1001,6 @@
       <w:r>
         <w:rPr>
           <w:rFonts w:ascii="Microsoft YaHei" w:hAnsi="Microsoft YaHei" w:eastAsia="Microsoft YaHei"/>
-          <w:sz w:val="22"/>
         </w:rPr>
         <w:t>H0：两总体均数相等。</w:t>
       </w:r>
@@ -1101,7 +1012,6 @@
       <w:r>
         <w:rPr>
           <w:rFonts w:ascii="Microsoft YaHei" w:hAnsi="Microsoft YaHei" w:eastAsia="Microsoft YaHei"/>
-          <w:sz w:val="22"/>
         </w:rPr>
         <w:t>H1：两总体均数不相等。</w:t>
       </w:r>
@@ -1111,7 +1021,6 @@
       <w:r>
         <w:rPr>
           <w:rFonts w:ascii="Microsoft YaHei" w:hAnsi="Microsoft YaHei" w:eastAsia="Microsoft YaHei"/>
-          <w:sz w:val="22"/>
         </w:rPr>
         <w:t>注意：</w:t>
       </w:r>
@@ -1121,7 +1030,6 @@
       <w:r>
         <w:rPr>
           <w:rFonts w:ascii="Microsoft YaHei" w:hAnsi="Microsoft YaHei" w:eastAsia="Microsoft YaHei"/>
-          <w:sz w:val="22"/>
         </w:rPr>
         <w:t>H0 和 H1 都是针对总体而言，不是针对样本而言。</w:t>
       </w:r>
@@ -1131,7 +1039,6 @@
       <w:r>
         <w:rPr>
           <w:rFonts w:ascii="Microsoft YaHei" w:hAnsi="Microsoft YaHei" w:eastAsia="Microsoft YaHei"/>
-          <w:sz w:val="22"/>
         </w:rPr>
         <w:t>考试常考：</w:t>
       </w:r>
@@ -1141,19 +1048,20 @@
       <w:r>
         <w:rPr>
           <w:rFonts w:ascii="Microsoft YaHei" w:hAnsi="Microsoft YaHei" w:eastAsia="Microsoft YaHei"/>
-          <w:sz w:val="22"/>
-        </w:rPr>
-        <w:t>&gt; 两样本均数比较的 t 检验中，H0 是两总体均数相等。</w:t>
+        </w:rPr>
+        <w:t>两样本均数比较的 t 检验中，H0 是两总体均数相等。</w:t>
       </w:r>
     </w:p>
     <w:p/>
     <w:p>
-      <w:r>
-        <w:rPr>
-          <w:rFonts w:ascii="Microsoft YaHei" w:hAnsi="Microsoft YaHei" w:eastAsia="Microsoft YaHei"/>
-          <w:sz w:val="22"/>
-        </w:rPr>
-        <w:t xml:space="preserve">    3. α 和 P 值</w:t>
+      <w:pPr>
+        <w:pStyle w:val="ListNumber"/>
+      </w:pPr>
+      <w:r>
+        <w:rPr>
+          <w:rFonts w:ascii="Microsoft YaHei" w:hAnsi="Microsoft YaHei" w:eastAsia="Microsoft YaHei"/>
+        </w:rPr>
+        <w:t>α 和 P 值</w:t>
       </w:r>
     </w:p>
     <w:p/>
@@ -1161,7 +1069,6 @@
       <w:r>
         <w:rPr>
           <w:rFonts w:ascii="Microsoft YaHei" w:hAnsi="Microsoft YaHei" w:eastAsia="Microsoft YaHei"/>
-          <w:sz w:val="22"/>
         </w:rPr>
         <w:t>α：检验水准，常取 0.05，是人为规定的犯 I 类错误的最大概率。</w:t>
       </w:r>
@@ -1170,7 +1077,6 @@
       <w:r>
         <w:rPr>
           <w:rFonts w:ascii="Microsoft YaHei" w:hAnsi="Microsoft YaHei" w:eastAsia="Microsoft YaHei"/>
-          <w:sz w:val="22"/>
         </w:rPr>
         <w:t>P 值：在 H0 成立的前提下，出现当前样本结果或更极端结果的概率。</w:t>
       </w:r>
@@ -1180,7 +1086,6 @@
       <w:r>
         <w:rPr>
           <w:rFonts w:ascii="Microsoft YaHei" w:hAnsi="Microsoft YaHei" w:eastAsia="Microsoft YaHei"/>
-          <w:sz w:val="22"/>
         </w:rPr>
         <w:t>判断规则：</w:t>
       </w:r>
@@ -1193,7 +1098,6 @@
       <w:r>
         <w:rPr>
           <w:rFonts w:ascii="Microsoft YaHei" w:hAnsi="Microsoft YaHei" w:eastAsia="Microsoft YaHei"/>
-          <w:sz w:val="22"/>
         </w:rPr>
         <w:t>P &lt; 0.05：拒绝 H0，差异有统计学意义。</w:t>
       </w:r>
@@ -1205,7 +1109,6 @@
       <w:r>
         <w:rPr>
           <w:rFonts w:ascii="Microsoft YaHei" w:hAnsi="Microsoft YaHei" w:eastAsia="Microsoft YaHei"/>
-          <w:sz w:val="22"/>
         </w:rPr>
         <w:t>P ≥ 0.05：不拒绝 H0，差异无统计学意义。</w:t>
       </w:r>
@@ -1215,7 +1118,6 @@
       <w:r>
         <w:rPr>
           <w:rFonts w:ascii="Microsoft YaHei" w:hAnsi="Microsoft YaHei" w:eastAsia="Microsoft YaHei"/>
-          <w:sz w:val="22"/>
         </w:rPr>
         <w:t>一定注意：</w:t>
       </w:r>
@@ -1225,19 +1127,20 @@
       <w:r>
         <w:rPr>
           <w:rFonts w:ascii="Microsoft YaHei" w:hAnsi="Microsoft YaHei" w:eastAsia="Microsoft YaHei"/>
-          <w:sz w:val="22"/>
         </w:rPr>
         <w:t>P ≥ 0.05 不能说两者完全相同，只能说“尚不能认为有差异”。</w:t>
       </w:r>
     </w:p>
     <w:p/>
     <w:p>
-      <w:r>
-        <w:rPr>
-          <w:rFonts w:ascii="Microsoft YaHei" w:hAnsi="Microsoft YaHei" w:eastAsia="Microsoft YaHei"/>
-          <w:sz w:val="22"/>
-        </w:rPr>
-        <w:t xml:space="preserve">    4. P 值越小说明什么</w:t>
+      <w:pPr>
+        <w:pStyle w:val="ListNumber"/>
+      </w:pPr>
+      <w:r>
+        <w:rPr>
+          <w:rFonts w:ascii="Microsoft YaHei" w:hAnsi="Microsoft YaHei" w:eastAsia="Microsoft YaHei"/>
+        </w:rPr>
+        <w:t>P 值越小说明什么</w:t>
       </w:r>
     </w:p>
     <w:p/>
@@ -1245,7 +1148,6 @@
       <w:r>
         <w:rPr>
           <w:rFonts w:ascii="Microsoft YaHei" w:hAnsi="Microsoft YaHei" w:eastAsia="Microsoft YaHei"/>
-          <w:sz w:val="22"/>
         </w:rPr>
         <w:t>P 值越小，说明在 H0 成立时出现当前结果的概率越小，因此越有理由拒绝 H0。</w:t>
       </w:r>
@@ -1255,7 +1157,6 @@
       <w:r>
         <w:rPr>
           <w:rFonts w:ascii="Microsoft YaHei" w:hAnsi="Microsoft YaHei" w:eastAsia="Microsoft YaHei"/>
-          <w:sz w:val="22"/>
         </w:rPr>
         <w:t>两样本均数比较时，P 越小，正确说法是：</w:t>
       </w:r>
@@ -1265,9 +1166,8 @@
       <w:r>
         <w:rPr>
           <w:rFonts w:ascii="Microsoft YaHei" w:hAnsi="Microsoft YaHei" w:eastAsia="Microsoft YaHei"/>
-          <w:sz w:val="22"/>
-        </w:rPr>
-        <w:t>&gt; 越有理由认为两总体均数不同。</w:t>
+        </w:rPr>
+        <w:t>越有理由认为两总体均数不同。</w:t>
       </w:r>
     </w:p>
     <w:p/>
@@ -1275,7 +1175,6 @@
       <w:r>
         <w:rPr>
           <w:rFonts w:ascii="Microsoft YaHei" w:hAnsi="Microsoft YaHei" w:eastAsia="Microsoft YaHei"/>
-          <w:sz w:val="22"/>
         </w:rPr>
         <w:t>不能简单说“两样本均数差别越大”，因为 P 值还受样本量和变异大小影响。</w:t>
       </w:r>
@@ -1285,7 +1184,6 @@
       <w:r>
         <w:rPr>
           <w:rFonts w:ascii="Microsoft YaHei" w:hAnsi="Microsoft YaHei" w:eastAsia="Microsoft YaHei"/>
-          <w:sz w:val="22"/>
         </w:rPr>
         <w:t>---</w:t>
       </w:r>
@@ -1295,19 +1193,20 @@
       <w:r>
         <w:rPr>
           <w:rFonts w:ascii="Microsoft YaHei" w:hAnsi="Microsoft YaHei" w:eastAsia="Microsoft YaHei"/>
-          <w:sz w:val="22"/>
-        </w:rPr>
-        <w:t xml:space="preserve">   六、两类错误</w:t>
+        </w:rPr>
+        <w:t>六、两类错误</w:t>
       </w:r>
     </w:p>
     <w:p/>
     <w:p>
-      <w:r>
-        <w:rPr>
-          <w:rFonts w:ascii="Microsoft YaHei" w:hAnsi="Microsoft YaHei" w:eastAsia="Microsoft YaHei"/>
-          <w:sz w:val="22"/>
-        </w:rPr>
-        <w:t xml:space="preserve">    1. I 类错误</w:t>
+      <w:pPr>
+        <w:pStyle w:val="ListNumber"/>
+      </w:pPr>
+      <w:r>
+        <w:rPr>
+          <w:rFonts w:ascii="Microsoft YaHei" w:hAnsi="Microsoft YaHei" w:eastAsia="Microsoft YaHei"/>
+        </w:rPr>
+        <w:t>I 类错误</w:t>
       </w:r>
     </w:p>
     <w:p/>
@@ -1315,7 +1214,6 @@
       <w:r>
         <w:rPr>
           <w:rFonts w:ascii="Microsoft YaHei" w:hAnsi="Microsoft YaHei" w:eastAsia="Microsoft YaHei"/>
-          <w:sz w:val="22"/>
         </w:rPr>
         <w:t>I 类错误：H0 本来是真的，但检验结果拒绝了 H0。</w:t>
       </w:r>
@@ -1324,7 +1222,6 @@
       <w:r>
         <w:rPr>
           <w:rFonts w:ascii="Microsoft YaHei" w:hAnsi="Microsoft YaHei" w:eastAsia="Microsoft YaHei"/>
-          <w:sz w:val="22"/>
         </w:rPr>
         <w:t>也就是把“没有差别”错判成“有差别”。</w:t>
       </w:r>
@@ -1334,7 +1231,6 @@
       <w:r>
         <w:rPr>
           <w:rFonts w:ascii="Microsoft YaHei" w:hAnsi="Microsoft YaHei" w:eastAsia="Microsoft YaHei"/>
-          <w:sz w:val="22"/>
         </w:rPr>
         <w:t>概率是 α。</w:t>
       </w:r>
@@ -1344,7 +1240,6 @@
       <w:r>
         <w:rPr>
           <w:rFonts w:ascii="Microsoft YaHei" w:hAnsi="Microsoft YaHei" w:eastAsia="Microsoft YaHei"/>
-          <w:sz w:val="22"/>
         </w:rPr>
         <w:t>记忆：</w:t>
       </w:r>
@@ -1354,19 +1249,20 @@
       <w:r>
         <w:rPr>
           <w:rFonts w:ascii="Microsoft YaHei" w:hAnsi="Microsoft YaHei" w:eastAsia="Microsoft YaHei"/>
-          <w:sz w:val="22"/>
-        </w:rPr>
-        <w:t>&gt; 真 H0 被错拒，是 I 类错误。</w:t>
+        </w:rPr>
+        <w:t>真 H0 被错拒，是 I 类错误。</w:t>
       </w:r>
     </w:p>
     <w:p/>
     <w:p>
-      <w:r>
-        <w:rPr>
-          <w:rFonts w:ascii="Microsoft YaHei" w:hAnsi="Microsoft YaHei" w:eastAsia="Microsoft YaHei"/>
-          <w:sz w:val="22"/>
-        </w:rPr>
-        <w:t xml:space="preserve">    2. II 类错误</w:t>
+      <w:pPr>
+        <w:pStyle w:val="ListNumber"/>
+      </w:pPr>
+      <w:r>
+        <w:rPr>
+          <w:rFonts w:ascii="Microsoft YaHei" w:hAnsi="Microsoft YaHei" w:eastAsia="Microsoft YaHei"/>
+        </w:rPr>
+        <w:t>II 类错误</w:t>
       </w:r>
     </w:p>
     <w:p/>
@@ -1374,7 +1270,6 @@
       <w:r>
         <w:rPr>
           <w:rFonts w:ascii="Microsoft YaHei" w:hAnsi="Microsoft YaHei" w:eastAsia="Microsoft YaHei"/>
-          <w:sz w:val="22"/>
         </w:rPr>
         <w:t>II 类错误：H0 本来是假的，但检验结果没有拒绝 H0。</w:t>
       </w:r>
@@ -1383,7 +1278,6 @@
       <w:r>
         <w:rPr>
           <w:rFonts w:ascii="Microsoft YaHei" w:hAnsi="Microsoft YaHei" w:eastAsia="Microsoft YaHei"/>
-          <w:sz w:val="22"/>
         </w:rPr>
         <w:t>也就是实际有差别，却没检出来。</w:t>
       </w:r>
@@ -1393,7 +1287,6 @@
       <w:r>
         <w:rPr>
           <w:rFonts w:ascii="Microsoft YaHei" w:hAnsi="Microsoft YaHei" w:eastAsia="Microsoft YaHei"/>
-          <w:sz w:val="22"/>
         </w:rPr>
         <w:t>概率是 β。</w:t>
       </w:r>
@@ -1403,7 +1296,6 @@
       <w:r>
         <w:rPr>
           <w:rFonts w:ascii="Microsoft YaHei" w:hAnsi="Microsoft YaHei" w:eastAsia="Microsoft YaHei"/>
-          <w:sz w:val="22"/>
         </w:rPr>
         <w:t>记忆：</w:t>
       </w:r>
@@ -1413,19 +1305,20 @@
       <w:r>
         <w:rPr>
           <w:rFonts w:ascii="Microsoft YaHei" w:hAnsi="Microsoft YaHei" w:eastAsia="Microsoft YaHei"/>
-          <w:sz w:val="22"/>
-        </w:rPr>
-        <w:t>&gt; 假 H0 没拒绝，是 II 类错误。</w:t>
+        </w:rPr>
+        <w:t>假 H0 没拒绝，是 II 类错误。</w:t>
       </w:r>
     </w:p>
     <w:p/>
     <w:p>
-      <w:r>
-        <w:rPr>
-          <w:rFonts w:ascii="Microsoft YaHei" w:hAnsi="Microsoft YaHei" w:eastAsia="Microsoft YaHei"/>
-          <w:sz w:val="22"/>
-        </w:rPr>
-        <w:t xml:space="preserve">    3. α 和 β 的关系</w:t>
+      <w:pPr>
+        <w:pStyle w:val="ListNumber"/>
+      </w:pPr>
+      <w:r>
+        <w:rPr>
+          <w:rFonts w:ascii="Microsoft YaHei" w:hAnsi="Microsoft YaHei" w:eastAsia="Microsoft YaHei"/>
+        </w:rPr>
+        <w:t>α 和 β 的关系</w:t>
       </w:r>
     </w:p>
     <w:p/>
@@ -1433,7 +1326,6 @@
       <w:r>
         <w:rPr>
           <w:rFonts w:ascii="Microsoft YaHei" w:hAnsi="Microsoft YaHei" w:eastAsia="Microsoft YaHei"/>
-          <w:sz w:val="22"/>
         </w:rPr>
         <w:t>在样本量固定时，α 越大，越容易拒绝 H0，β 通常越小。</w:t>
       </w:r>
@@ -1442,7 +1334,6 @@
       <w:r>
         <w:rPr>
           <w:rFonts w:ascii="Microsoft YaHei" w:hAnsi="Microsoft YaHei" w:eastAsia="Microsoft YaHei"/>
-          <w:sz w:val="22"/>
         </w:rPr>
         <w:t>所以如果题目问“第二类错误最小”，在其他条件相同的情况下，通常选 α 最大的选项。</w:t>
       </w:r>
@@ -1452,7 +1343,6 @@
       <w:r>
         <w:rPr>
           <w:rFonts w:ascii="Microsoft YaHei" w:hAnsi="Microsoft YaHei" w:eastAsia="Microsoft YaHei"/>
-          <w:sz w:val="22"/>
         </w:rPr>
         <w:t>例如 α=0.05 比 α=0.01 更容易拒绝 H0，所以 β 更小。</w:t>
       </w:r>
@@ -1462,7 +1352,6 @@
       <w:r>
         <w:rPr>
           <w:rFonts w:ascii="Microsoft YaHei" w:hAnsi="Microsoft YaHei" w:eastAsia="Microsoft YaHei"/>
-          <w:sz w:val="22"/>
         </w:rPr>
         <w:t>---</w:t>
       </w:r>
@@ -1472,19 +1361,20 @@
       <w:r>
         <w:rPr>
           <w:rFonts w:ascii="Microsoft YaHei" w:hAnsi="Microsoft YaHei" w:eastAsia="Microsoft YaHei"/>
-          <w:sz w:val="22"/>
-        </w:rPr>
-        <w:t xml:space="preserve">   七、单侧检验与双侧检验</w:t>
+        </w:rPr>
+        <w:t>七、单侧检验与双侧检验</w:t>
       </w:r>
     </w:p>
     <w:p/>
     <w:p>
-      <w:r>
-        <w:rPr>
-          <w:rFonts w:ascii="Microsoft YaHei" w:hAnsi="Microsoft YaHei" w:eastAsia="Microsoft YaHei"/>
-          <w:sz w:val="22"/>
-        </w:rPr>
-        <w:t xml:space="preserve">    1. 双侧检验</w:t>
+      <w:pPr>
+        <w:pStyle w:val="ListNumber"/>
+      </w:pPr>
+      <w:r>
+        <w:rPr>
+          <w:rFonts w:ascii="Microsoft YaHei" w:hAnsi="Microsoft YaHei" w:eastAsia="Microsoft YaHei"/>
+        </w:rPr>
+        <w:t>双侧检验</w:t>
       </w:r>
     </w:p>
     <w:p/>
@@ -1492,7 +1382,6 @@
       <w:r>
         <w:rPr>
           <w:rFonts w:ascii="Microsoft YaHei" w:hAnsi="Microsoft YaHei" w:eastAsia="Microsoft YaHei"/>
-          <w:sz w:val="22"/>
         </w:rPr>
         <w:t>如果只关心“有没有差别”，但不预先规定方向，用双侧检验。</w:t>
       </w:r>
@@ -1502,7 +1391,6 @@
       <w:r>
         <w:rPr>
           <w:rFonts w:ascii="Microsoft YaHei" w:hAnsi="Microsoft YaHei" w:eastAsia="Microsoft YaHei"/>
-          <w:sz w:val="22"/>
         </w:rPr>
         <w:t>例子：</w:t>
       </w:r>
@@ -1515,7 +1403,6 @@
       <w:r>
         <w:rPr>
           <w:rFonts w:ascii="Microsoft YaHei" w:hAnsi="Microsoft YaHei" w:eastAsia="Microsoft YaHei"/>
-          <w:sz w:val="22"/>
         </w:rPr>
         <w:t>A 药和 B 药疗效是否不同。</w:t>
       </w:r>
@@ -1527,19 +1414,20 @@
       <w:r>
         <w:rPr>
           <w:rFonts w:ascii="Microsoft YaHei" w:hAnsi="Microsoft YaHei" w:eastAsia="Microsoft YaHei"/>
-          <w:sz w:val="22"/>
         </w:rPr>
         <w:t>治疗前后血压是否变化。</w:t>
       </w:r>
     </w:p>
     <w:p/>
     <w:p>
-      <w:r>
-        <w:rPr>
-          <w:rFonts w:ascii="Microsoft YaHei" w:hAnsi="Microsoft YaHei" w:eastAsia="Microsoft YaHei"/>
-          <w:sz w:val="22"/>
-        </w:rPr>
-        <w:t xml:space="preserve">    2. 单侧检验</w:t>
+      <w:pPr>
+        <w:pStyle w:val="ListNumber"/>
+      </w:pPr>
+      <w:r>
+        <w:rPr>
+          <w:rFonts w:ascii="Microsoft YaHei" w:hAnsi="Microsoft YaHei" w:eastAsia="Microsoft YaHei"/>
+        </w:rPr>
+        <w:t>单侧检验</w:t>
       </w:r>
     </w:p>
     <w:p/>
@@ -1547,7 +1435,6 @@
       <w:r>
         <w:rPr>
           <w:rFonts w:ascii="Microsoft YaHei" w:hAnsi="Microsoft YaHei" w:eastAsia="Microsoft YaHei"/>
-          <w:sz w:val="22"/>
         </w:rPr>
         <w:t>如果研究前已经有充分理由只关心一个方向，可以用单侧检验。</w:t>
       </w:r>
@@ -1557,7 +1444,6 @@
       <w:r>
         <w:rPr>
           <w:rFonts w:ascii="Microsoft YaHei" w:hAnsi="Microsoft YaHei" w:eastAsia="Microsoft YaHei"/>
-          <w:sz w:val="22"/>
         </w:rPr>
         <w:t>例子：</w:t>
       </w:r>
@@ -1570,7 +1456,6 @@
       <w:r>
         <w:rPr>
           <w:rFonts w:ascii="Microsoft YaHei" w:hAnsi="Microsoft YaHei" w:eastAsia="Microsoft YaHei"/>
-          <w:sz w:val="22"/>
         </w:rPr>
         <w:t>已知 A 药不会优于 B 药，只想检验 A 药是否差于 B 药。</w:t>
       </w:r>
@@ -1582,7 +1467,6 @@
       <w:r>
         <w:rPr>
           <w:rFonts w:ascii="Microsoft YaHei" w:hAnsi="Microsoft YaHei" w:eastAsia="Microsoft YaHei"/>
-          <w:sz w:val="22"/>
         </w:rPr>
         <w:t>已知某干预不可能降低指标，只想检验是否升高。</w:t>
       </w:r>
@@ -1592,7 +1476,6 @@
       <w:r>
         <w:rPr>
           <w:rFonts w:ascii="Microsoft YaHei" w:hAnsi="Microsoft YaHei" w:eastAsia="Microsoft YaHei"/>
-          <w:sz w:val="22"/>
         </w:rPr>
         <w:t>考试提醒：</w:t>
       </w:r>
@@ -1602,7 +1485,6 @@
       <w:r>
         <w:rPr>
           <w:rFonts w:ascii="Microsoft YaHei" w:hAnsi="Microsoft YaHei" w:eastAsia="Microsoft YaHei"/>
-          <w:sz w:val="22"/>
         </w:rPr>
         <w:t>不能事后因为单侧检验更容易显著才改用单侧检验。单侧或双侧应在研究设计阶段确定。</w:t>
       </w:r>
@@ -1612,7 +1494,6 @@
       <w:r>
         <w:rPr>
           <w:rFonts w:ascii="Microsoft YaHei" w:hAnsi="Microsoft YaHei" w:eastAsia="Microsoft YaHei"/>
-          <w:sz w:val="22"/>
         </w:rPr>
         <w:t>---</w:t>
       </w:r>
@@ -1622,9 +1503,8 @@
       <w:r>
         <w:rPr>
           <w:rFonts w:ascii="Microsoft YaHei" w:hAnsi="Microsoft YaHei" w:eastAsia="Microsoft YaHei"/>
-          <w:sz w:val="22"/>
-        </w:rPr>
-        <w:t xml:space="preserve">   八、t 分布</w:t>
+        </w:rPr>
+        <w:t>八、t 分布</w:t>
       </w:r>
     </w:p>
     <w:p/>
@@ -1632,7 +1512,6 @@
       <w:r>
         <w:rPr>
           <w:rFonts w:ascii="Microsoft YaHei" w:hAnsi="Microsoft YaHei" w:eastAsia="Microsoft YaHei"/>
-          <w:sz w:val="22"/>
         </w:rPr>
         <w:t>t 分布用于总体标准差未知、小样本或均数比较时的推断。</w:t>
       </w:r>
@@ -1642,7 +1521,6 @@
       <w:r>
         <w:rPr>
           <w:rFonts w:ascii="Microsoft YaHei" w:hAnsi="Microsoft YaHei" w:eastAsia="Microsoft YaHei"/>
-          <w:sz w:val="22"/>
         </w:rPr>
         <w:t>特点：</w:t>
       </w:r>
@@ -1655,7 +1533,6 @@
       <w:r>
         <w:rPr>
           <w:rFonts w:ascii="Microsoft YaHei" w:hAnsi="Microsoft YaHei" w:eastAsia="Microsoft YaHei"/>
-          <w:sz w:val="22"/>
         </w:rPr>
         <w:t>t 分布是一簇曲线。</w:t>
       </w:r>
@@ -1667,7 +1544,6 @@
       <w:r>
         <w:rPr>
           <w:rFonts w:ascii="Microsoft YaHei" w:hAnsi="Microsoft YaHei" w:eastAsia="Microsoft YaHei"/>
-          <w:sz w:val="22"/>
         </w:rPr>
         <w:t>t 分布以 0 为中心，左右对称。</w:t>
       </w:r>
@@ -1679,7 +1555,6 @@
       <w:r>
         <w:rPr>
           <w:rFonts w:ascii="Microsoft YaHei" w:hAnsi="Microsoft YaHei" w:eastAsia="Microsoft YaHei"/>
-          <w:sz w:val="22"/>
         </w:rPr>
         <w:t>t 分布是单峰分布。</w:t>
       </w:r>
@@ -1691,7 +1566,6 @@
       <w:r>
         <w:rPr>
           <w:rFonts w:ascii="Microsoft YaHei" w:hAnsi="Microsoft YaHei" w:eastAsia="Microsoft YaHei"/>
-          <w:sz w:val="22"/>
         </w:rPr>
         <w:t>自由度越大，t 分布越接近标准正态分布。</w:t>
       </w:r>
@@ -1703,7 +1577,6 @@
       <w:r>
         <w:rPr>
           <w:rFonts w:ascii="Microsoft YaHei" w:hAnsi="Microsoft YaHei" w:eastAsia="Microsoft YaHei"/>
-          <w:sz w:val="22"/>
         </w:rPr>
         <w:t>相同自由度下，|t| 越大，P 越小。</w:t>
       </w:r>
@@ -1713,7 +1586,6 @@
       <w:r>
         <w:rPr>
           <w:rFonts w:ascii="Microsoft YaHei" w:hAnsi="Microsoft YaHei" w:eastAsia="Microsoft YaHei"/>
-          <w:sz w:val="22"/>
         </w:rPr>
         <w:t>常见错误选项：</w:t>
       </w:r>
@@ -1723,9 +1595,8 @@
       <w:r>
         <w:rPr>
           <w:rFonts w:ascii="Microsoft YaHei" w:hAnsi="Microsoft YaHei" w:eastAsia="Microsoft YaHei"/>
-          <w:sz w:val="22"/>
-        </w:rPr>
-        <w:t>&gt; 相同自由度时，|t| 越大，P 越大。</w:t>
+        </w:rPr>
+        <w:t>相同自由度时，|t| 越大，P 越大。</w:t>
       </w:r>
     </w:p>
     <w:p/>
@@ -1733,7 +1604,6 @@
       <w:r>
         <w:rPr>
           <w:rFonts w:ascii="Microsoft YaHei" w:hAnsi="Microsoft YaHei" w:eastAsia="Microsoft YaHei"/>
-          <w:sz w:val="22"/>
         </w:rPr>
         <w:t>这是错的。应该是 |t| 越大，P 越小。</w:t>
       </w:r>
@@ -1743,7 +1613,6 @@
       <w:r>
         <w:rPr>
           <w:rFonts w:ascii="Microsoft YaHei" w:hAnsi="Microsoft YaHei" w:eastAsia="Microsoft YaHei"/>
-          <w:sz w:val="22"/>
         </w:rPr>
         <w:t>---</w:t>
       </w:r>
@@ -1753,19 +1622,20 @@
       <w:r>
         <w:rPr>
           <w:rFonts w:ascii="Microsoft YaHei" w:hAnsi="Microsoft YaHei" w:eastAsia="Microsoft YaHei"/>
-          <w:sz w:val="22"/>
-        </w:rPr>
-        <w:t xml:space="preserve">   九、三种 t 检验怎么选</w:t>
+        </w:rPr>
+        <w:t>九、三种 t 检验怎么选</w:t>
       </w:r>
     </w:p>
     <w:p/>
     <w:p>
-      <w:r>
-        <w:rPr>
-          <w:rFonts w:ascii="Microsoft YaHei" w:hAnsi="Microsoft YaHei" w:eastAsia="Microsoft YaHei"/>
-          <w:sz w:val="22"/>
-        </w:rPr>
-        <w:t xml:space="preserve">    1. 单样本 t 检验</w:t>
+      <w:pPr>
+        <w:pStyle w:val="ListNumber"/>
+      </w:pPr>
+      <w:r>
+        <w:rPr>
+          <w:rFonts w:ascii="Microsoft YaHei" w:hAnsi="Microsoft YaHei" w:eastAsia="Microsoft YaHei"/>
+        </w:rPr>
+        <w:t>单样本 t 检验</w:t>
       </w:r>
     </w:p>
     <w:p/>
@@ -1773,7 +1643,6 @@
       <w:r>
         <w:rPr>
           <w:rFonts w:ascii="Microsoft YaHei" w:hAnsi="Microsoft YaHei" w:eastAsia="Microsoft YaHei"/>
-          <w:sz w:val="22"/>
         </w:rPr>
         <w:t>适用场景：</w:t>
       </w:r>
@@ -1783,7 +1652,6 @@
       <w:r>
         <w:rPr>
           <w:rFonts w:ascii="Microsoft YaHei" w:hAnsi="Microsoft YaHei" w:eastAsia="Microsoft YaHei"/>
-          <w:sz w:val="22"/>
         </w:rPr>
         <w:t>一个样本均数与一个已知总体均数或标准值比较。</w:t>
       </w:r>
@@ -1793,7 +1661,6 @@
       <w:r>
         <w:rPr>
           <w:rFonts w:ascii="Microsoft YaHei" w:hAnsi="Microsoft YaHei" w:eastAsia="Microsoft YaHei"/>
-          <w:sz w:val="22"/>
         </w:rPr>
         <w:t>关键词：</w:t>
       </w:r>
@@ -1806,7 +1673,6 @@
       <w:r>
         <w:rPr>
           <w:rFonts w:ascii="Microsoft YaHei" w:hAnsi="Microsoft YaHei" w:eastAsia="Microsoft YaHei"/>
-          <w:sz w:val="22"/>
         </w:rPr>
         <w:t>一个样本</w:t>
       </w:r>
@@ -1818,7 +1684,6 @@
       <w:r>
         <w:rPr>
           <w:rFonts w:ascii="Microsoft YaHei" w:hAnsi="Microsoft YaHei" w:eastAsia="Microsoft YaHei"/>
-          <w:sz w:val="22"/>
         </w:rPr>
         <w:t>与已知数比较</w:t>
       </w:r>
@@ -1830,7 +1695,6 @@
       <w:r>
         <w:rPr>
           <w:rFonts w:ascii="Microsoft YaHei" w:hAnsi="Microsoft YaHei" w:eastAsia="Microsoft YaHei"/>
-          <w:sz w:val="22"/>
         </w:rPr>
         <w:t>标准值、理论值、正常值</w:t>
       </w:r>
@@ -1840,7 +1704,6 @@
       <w:r>
         <w:rPr>
           <w:rFonts w:ascii="Microsoft YaHei" w:hAnsi="Microsoft YaHei" w:eastAsia="Microsoft YaHei"/>
-          <w:sz w:val="22"/>
         </w:rPr>
         <w:t>例子：</w:t>
       </w:r>
@@ -1850,7 +1713,6 @@
       <w:r>
         <w:rPr>
           <w:rFonts w:ascii="Microsoft YaHei" w:hAnsi="Microsoft YaHei" w:eastAsia="Microsoft YaHei"/>
-          <w:sz w:val="22"/>
         </w:rPr>
         <w:t>某班学生平均身高是否等于 170 cm。</w:t>
       </w:r>
@@ -1859,7 +1721,6 @@
       <w:r>
         <w:rPr>
           <w:rFonts w:ascii="Microsoft YaHei" w:hAnsi="Microsoft YaHei" w:eastAsia="Microsoft YaHei"/>
-          <w:sz w:val="22"/>
         </w:rPr>
         <w:t>某地区儿童平均血红蛋白是否等于正常参考值。</w:t>
       </w:r>
@@ -1869,7 +1730,6 @@
       <w:r>
         <w:rPr>
           <w:rFonts w:ascii="Microsoft YaHei" w:hAnsi="Microsoft YaHei" w:eastAsia="Microsoft YaHei"/>
-          <w:sz w:val="22"/>
         </w:rPr>
         <w:t>SPSS 菜单：</w:t>
       </w:r>
@@ -1879,7 +1739,6 @@
       <w:r>
         <w:rPr>
           <w:rFonts w:ascii="Microsoft YaHei" w:hAnsi="Microsoft YaHei" w:eastAsia="Microsoft YaHei"/>
-          <w:sz w:val="22"/>
         </w:rPr>
         <w:t>`Analyze &gt; Compare Means &gt; One-Sample T Test`</w:t>
       </w:r>
@@ -1889,7 +1748,6 @@
       <w:r>
         <w:rPr>
           <w:rFonts w:ascii="Microsoft YaHei" w:hAnsi="Microsoft YaHei" w:eastAsia="Microsoft YaHei"/>
-          <w:sz w:val="22"/>
         </w:rPr>
         <w:t>结论模板：</w:t>
       </w:r>
@@ -1899,19 +1757,20 @@
       <w:r>
         <w:rPr>
           <w:rFonts w:ascii="Microsoft YaHei" w:hAnsi="Microsoft YaHei" w:eastAsia="Microsoft YaHei"/>
-          <w:sz w:val="22"/>
-        </w:rPr>
-        <w:t>&gt; 采用单样本 t 检验，结果显示 P=……。按 α=0.05 水准，P&lt;0.05，差异有统计学意义，可认为该样本所代表总体均数与已知总体均数不同。</w:t>
+        </w:rPr>
+        <w:t>采用单样本 t 检验，结果显示 P=……。按 α=0.05 水准，P&lt;0.05，差异有统计学意义，可认为该样本所代表总体均数与已知总体均数不同。</w:t>
       </w:r>
     </w:p>
     <w:p/>
     <w:p>
-      <w:r>
-        <w:rPr>
-          <w:rFonts w:ascii="Microsoft YaHei" w:hAnsi="Microsoft YaHei" w:eastAsia="Microsoft YaHei"/>
-          <w:sz w:val="22"/>
-        </w:rPr>
-        <w:t xml:space="preserve">    2. 配对 t 检验</w:t>
+      <w:pPr>
+        <w:pStyle w:val="ListNumber"/>
+      </w:pPr>
+      <w:r>
+        <w:rPr>
+          <w:rFonts w:ascii="Microsoft YaHei" w:hAnsi="Microsoft YaHei" w:eastAsia="Microsoft YaHei"/>
+        </w:rPr>
+        <w:t>配对 t 检验</w:t>
       </w:r>
     </w:p>
     <w:p/>
@@ -1919,7 +1778,6 @@
       <w:r>
         <w:rPr>
           <w:rFonts w:ascii="Microsoft YaHei" w:hAnsi="Microsoft YaHei" w:eastAsia="Microsoft YaHei"/>
-          <w:sz w:val="22"/>
         </w:rPr>
         <w:t>适用场景：</w:t>
       </w:r>
@@ -1929,7 +1787,6 @@
       <w:r>
         <w:rPr>
           <w:rFonts w:ascii="Microsoft YaHei" w:hAnsi="Microsoft YaHei" w:eastAsia="Microsoft YaHei"/>
-          <w:sz w:val="22"/>
         </w:rPr>
         <w:t>同一批对象前后比较，或配对设计资料比较。</w:t>
       </w:r>
@@ -1939,7 +1796,6 @@
       <w:r>
         <w:rPr>
           <w:rFonts w:ascii="Microsoft YaHei" w:hAnsi="Microsoft YaHei" w:eastAsia="Microsoft YaHei"/>
-          <w:sz w:val="22"/>
         </w:rPr>
         <w:t>关键词：</w:t>
       </w:r>
@@ -1952,7 +1808,6 @@
       <w:r>
         <w:rPr>
           <w:rFonts w:ascii="Microsoft YaHei" w:hAnsi="Microsoft YaHei" w:eastAsia="Microsoft YaHei"/>
-          <w:sz w:val="22"/>
         </w:rPr>
         <w:t>同一对象前后</w:t>
       </w:r>
@@ -1964,7 +1819,6 @@
       <w:r>
         <w:rPr>
           <w:rFonts w:ascii="Microsoft YaHei" w:hAnsi="Microsoft YaHei" w:eastAsia="Microsoft YaHei"/>
-          <w:sz w:val="22"/>
         </w:rPr>
         <w:t>治疗前后</w:t>
       </w:r>
@@ -1976,7 +1830,6 @@
       <w:r>
         <w:rPr>
           <w:rFonts w:ascii="Microsoft YaHei" w:hAnsi="Microsoft YaHei" w:eastAsia="Microsoft YaHei"/>
-          <w:sz w:val="22"/>
         </w:rPr>
         <w:t>左右眼、左右手</w:t>
       </w:r>
@@ -1988,7 +1841,6 @@
       <w:r>
         <w:rPr>
           <w:rFonts w:ascii="Microsoft YaHei" w:hAnsi="Microsoft YaHei" w:eastAsia="Microsoft YaHei"/>
-          <w:sz w:val="22"/>
         </w:rPr>
         <w:t>配对病例</w:t>
       </w:r>
@@ -1998,7 +1850,6 @@
       <w:r>
         <w:rPr>
           <w:rFonts w:ascii="Microsoft YaHei" w:hAnsi="Microsoft YaHei" w:eastAsia="Microsoft YaHei"/>
-          <w:sz w:val="22"/>
         </w:rPr>
         <w:t>例子：</w:t>
       </w:r>
@@ -2008,7 +1859,6 @@
       <w:r>
         <w:rPr>
           <w:rFonts w:ascii="Microsoft YaHei" w:hAnsi="Microsoft YaHei" w:eastAsia="Microsoft YaHei"/>
-          <w:sz w:val="22"/>
         </w:rPr>
         <w:t>同一批患者治疗前后血压是否改变。</w:t>
       </w:r>
@@ -2017,7 +1867,6 @@
       <w:r>
         <w:rPr>
           <w:rFonts w:ascii="Microsoft YaHei" w:hAnsi="Microsoft YaHei" w:eastAsia="Microsoft YaHei"/>
-          <w:sz w:val="22"/>
         </w:rPr>
         <w:t>同一批受试者服药前后血糖是否改变。</w:t>
       </w:r>
@@ -2027,7 +1876,6 @@
       <w:r>
         <w:rPr>
           <w:rFonts w:ascii="Microsoft YaHei" w:hAnsi="Microsoft YaHei" w:eastAsia="Microsoft YaHei"/>
-          <w:sz w:val="22"/>
         </w:rPr>
         <w:t>配对 t 检验本质：</w:t>
       </w:r>
@@ -2037,7 +1885,6 @@
       <w:r>
         <w:rPr>
           <w:rFonts w:ascii="Microsoft YaHei" w:hAnsi="Microsoft YaHei" w:eastAsia="Microsoft YaHei"/>
-          <w:sz w:val="22"/>
         </w:rPr>
         <w:t>不是直接比较两列均数，而是先算每一对的差值 d，再检验差值均数是否为 0。</w:t>
       </w:r>
@@ -2047,7 +1894,6 @@
       <w:r>
         <w:rPr>
           <w:rFonts w:ascii="Microsoft YaHei" w:hAnsi="Microsoft YaHei" w:eastAsia="Microsoft YaHei"/>
-          <w:sz w:val="22"/>
         </w:rPr>
         <w:t>适用条件：</w:t>
       </w:r>
@@ -2057,9 +1903,8 @@
       <w:r>
         <w:rPr>
           <w:rFonts w:ascii="Microsoft YaHei" w:hAnsi="Microsoft YaHei" w:eastAsia="Microsoft YaHei"/>
-          <w:sz w:val="22"/>
-        </w:rPr>
-        <w:t>&gt; 差值 d 近似服从正态分布。</w:t>
+        </w:rPr>
+        <w:t>差值 d 近似服从正态分布。</w:t>
       </w:r>
     </w:p>
     <w:p/>
@@ -2067,7 +1912,6 @@
       <w:r>
         <w:rPr>
           <w:rFonts w:ascii="Microsoft YaHei" w:hAnsi="Microsoft YaHei" w:eastAsia="Microsoft YaHei"/>
-          <w:sz w:val="22"/>
         </w:rPr>
         <w:t>SPSS 菜单：</w:t>
       </w:r>
@@ -2077,7 +1921,6 @@
       <w:r>
         <w:rPr>
           <w:rFonts w:ascii="Microsoft YaHei" w:hAnsi="Microsoft YaHei" w:eastAsia="Microsoft YaHei"/>
-          <w:sz w:val="22"/>
         </w:rPr>
         <w:t>`Analyze &gt; Compare Means &gt; Paired-Samples T Test`</w:t>
       </w:r>
@@ -2087,7 +1930,6 @@
       <w:r>
         <w:rPr>
           <w:rFonts w:ascii="Microsoft YaHei" w:hAnsi="Microsoft YaHei" w:eastAsia="Microsoft YaHei"/>
-          <w:sz w:val="22"/>
         </w:rPr>
         <w:t>结论模板：</w:t>
       </w:r>
@@ -2097,19 +1939,20 @@
       <w:r>
         <w:rPr>
           <w:rFonts w:ascii="Microsoft YaHei" w:hAnsi="Microsoft YaHei" w:eastAsia="Microsoft YaHei"/>
-          <w:sz w:val="22"/>
-        </w:rPr>
-        <w:t>&gt; 采用配对 t 检验，结果显示 P=……。按 α=0.05 水准，P&lt;0.05，差异有统计学意义，可认为治疗前后总体均数不同。</w:t>
+        </w:rPr>
+        <w:t>采用配对 t 检验，结果显示 P=……。按 α=0.05 水准，P&lt;0.05，差异有统计学意义，可认为治疗前后总体均数不同。</w:t>
       </w:r>
     </w:p>
     <w:p/>
     <w:p>
-      <w:r>
-        <w:rPr>
-          <w:rFonts w:ascii="Microsoft YaHei" w:hAnsi="Microsoft YaHei" w:eastAsia="Microsoft YaHei"/>
-          <w:sz w:val="22"/>
-        </w:rPr>
-        <w:t xml:space="preserve">    3. 独立样本 t 检验</w:t>
+      <w:pPr>
+        <w:pStyle w:val="ListNumber"/>
+      </w:pPr>
+      <w:r>
+        <w:rPr>
+          <w:rFonts w:ascii="Microsoft YaHei" w:hAnsi="Microsoft YaHei" w:eastAsia="Microsoft YaHei"/>
+        </w:rPr>
+        <w:t>独立样本 t 检验</w:t>
       </w:r>
     </w:p>
     <w:p/>
@@ -2117,7 +1960,6 @@
       <w:r>
         <w:rPr>
           <w:rFonts w:ascii="Microsoft YaHei" w:hAnsi="Microsoft YaHei" w:eastAsia="Microsoft YaHei"/>
-          <w:sz w:val="22"/>
         </w:rPr>
         <w:t>适用场景：</w:t>
       </w:r>
@@ -2127,7 +1969,6 @@
       <w:r>
         <w:rPr>
           <w:rFonts w:ascii="Microsoft YaHei" w:hAnsi="Microsoft YaHei" w:eastAsia="Microsoft YaHei"/>
-          <w:sz w:val="22"/>
         </w:rPr>
         <w:t>两个独立组的计量资料均数比较。</w:t>
       </w:r>
@@ -2137,7 +1978,6 @@
       <w:r>
         <w:rPr>
           <w:rFonts w:ascii="Microsoft YaHei" w:hAnsi="Microsoft YaHei" w:eastAsia="Microsoft YaHei"/>
-          <w:sz w:val="22"/>
         </w:rPr>
         <w:t>关键词：</w:t>
       </w:r>
@@ -2150,7 +1990,6 @@
       <w:r>
         <w:rPr>
           <w:rFonts w:ascii="Microsoft YaHei" w:hAnsi="Microsoft YaHei" w:eastAsia="Microsoft YaHei"/>
-          <w:sz w:val="22"/>
         </w:rPr>
         <w:t>两组不同人</w:t>
       </w:r>
@@ -2162,7 +2001,6 @@
       <w:r>
         <w:rPr>
           <w:rFonts w:ascii="Microsoft YaHei" w:hAnsi="Microsoft YaHei" w:eastAsia="Microsoft YaHei"/>
-          <w:sz w:val="22"/>
         </w:rPr>
         <w:t>治疗组与对照组</w:t>
       </w:r>
@@ -2174,7 +2012,6 @@
       <w:r>
         <w:rPr>
           <w:rFonts w:ascii="Microsoft YaHei" w:hAnsi="Microsoft YaHei" w:eastAsia="Microsoft YaHei"/>
-          <w:sz w:val="22"/>
         </w:rPr>
         <w:t>男性与女性</w:t>
       </w:r>
@@ -2186,7 +2023,6 @@
       <w:r>
         <w:rPr>
           <w:rFonts w:ascii="Microsoft YaHei" w:hAnsi="Microsoft YaHei" w:eastAsia="Microsoft YaHei"/>
-          <w:sz w:val="22"/>
         </w:rPr>
         <w:t>A 组与 B 组</w:t>
       </w:r>
@@ -2196,7 +2032,6 @@
       <w:r>
         <w:rPr>
           <w:rFonts w:ascii="Microsoft YaHei" w:hAnsi="Microsoft YaHei" w:eastAsia="Microsoft YaHei"/>
-          <w:sz w:val="22"/>
         </w:rPr>
         <w:t>例子：</w:t>
       </w:r>
@@ -2206,7 +2041,6 @@
       <w:r>
         <w:rPr>
           <w:rFonts w:ascii="Microsoft YaHei" w:hAnsi="Microsoft YaHei" w:eastAsia="Microsoft YaHei"/>
-          <w:sz w:val="22"/>
         </w:rPr>
         <w:t>治疗组和对照组血压下降值是否不同。</w:t>
       </w:r>
@@ -2215,7 +2049,6 @@
       <w:r>
         <w:rPr>
           <w:rFonts w:ascii="Microsoft YaHei" w:hAnsi="Microsoft YaHei" w:eastAsia="Microsoft YaHei"/>
-          <w:sz w:val="22"/>
         </w:rPr>
         <w:t>男性和女性某项生化指标均数是否不同。</w:t>
       </w:r>
@@ -2225,7 +2058,6 @@
       <w:r>
         <w:rPr>
           <w:rFonts w:ascii="Microsoft YaHei" w:hAnsi="Microsoft YaHei" w:eastAsia="Microsoft YaHei"/>
-          <w:sz w:val="22"/>
         </w:rPr>
         <w:t>适用条件：</w:t>
       </w:r>
@@ -2238,7 +2070,6 @@
       <w:r>
         <w:rPr>
           <w:rFonts w:ascii="Microsoft YaHei" w:hAnsi="Microsoft YaHei" w:eastAsia="Microsoft YaHei"/>
-          <w:sz w:val="22"/>
         </w:rPr>
         <w:t>各观察值相互独立。</w:t>
       </w:r>
@@ -2250,7 +2081,6 @@
       <w:r>
         <w:rPr>
           <w:rFonts w:ascii="Microsoft YaHei" w:hAnsi="Microsoft YaHei" w:eastAsia="Microsoft YaHei"/>
-          <w:sz w:val="22"/>
         </w:rPr>
         <w:t>两样本来自正态总体。</w:t>
       </w:r>
@@ -2262,7 +2092,6 @@
       <w:r>
         <w:rPr>
           <w:rFonts w:ascii="Microsoft YaHei" w:hAnsi="Microsoft YaHei" w:eastAsia="Microsoft YaHei"/>
-          <w:sz w:val="22"/>
         </w:rPr>
         <w:t>两总体方差相等，或根据方差不齐结果选择校正行。</w:t>
       </w:r>
@@ -2272,7 +2101,6 @@
       <w:r>
         <w:rPr>
           <w:rFonts w:ascii="Microsoft YaHei" w:hAnsi="Microsoft YaHei" w:eastAsia="Microsoft YaHei"/>
-          <w:sz w:val="22"/>
         </w:rPr>
         <w:t>SPSS 菜单：</w:t>
       </w:r>
@@ -2282,7 +2110,6 @@
       <w:r>
         <w:rPr>
           <w:rFonts w:ascii="Microsoft YaHei" w:hAnsi="Microsoft YaHei" w:eastAsia="Microsoft YaHei"/>
-          <w:sz w:val="22"/>
         </w:rPr>
         <w:t>`Analyze &gt; Compare Means &gt; Independent-Samples T Test`</w:t>
       </w:r>
@@ -2292,7 +2119,6 @@
       <w:r>
         <w:rPr>
           <w:rFonts w:ascii="Microsoft YaHei" w:hAnsi="Microsoft YaHei" w:eastAsia="Microsoft YaHei"/>
-          <w:sz w:val="22"/>
         </w:rPr>
         <w:t>结论模板：</w:t>
       </w:r>
@@ -2302,9 +2128,8 @@
       <w:r>
         <w:rPr>
           <w:rFonts w:ascii="Microsoft YaHei" w:hAnsi="Microsoft YaHei" w:eastAsia="Microsoft YaHei"/>
-          <w:sz w:val="22"/>
-        </w:rPr>
-        <w:t>&gt; 采用独立样本 t 检验，结果显示 P=……。按 α=0.05 水准，P&lt;0.05，差异有统计学意义，可认为两组总体均数不同。</w:t>
+        </w:rPr>
+        <w:t>采用独立样本 t 检验，结果显示 P=……。按 α=0.05 水准，P&lt;0.05，差异有统计学意义，可认为两组总体均数不同。</w:t>
       </w:r>
     </w:p>
     <w:p/>
@@ -2312,7 +2137,6 @@
       <w:r>
         <w:rPr>
           <w:rFonts w:ascii="Microsoft YaHei" w:hAnsi="Microsoft YaHei" w:eastAsia="Microsoft YaHei"/>
-          <w:sz w:val="22"/>
         </w:rPr>
         <w:t>---</w:t>
       </w:r>
@@ -2322,9 +2146,8 @@
       <w:r>
         <w:rPr>
           <w:rFonts w:ascii="Microsoft YaHei" w:hAnsi="Microsoft YaHei" w:eastAsia="Microsoft YaHei"/>
-          <w:sz w:val="22"/>
-        </w:rPr>
-        <w:t xml:space="preserve">   十、独立样本 t 检验 SPSS 输出怎么看</w:t>
+        </w:rPr>
+        <w:t>十、独立样本 t 检验 SPSS 输出怎么看</w:t>
       </w:r>
     </w:p>
     <w:p/>
@@ -2332,7 +2155,6 @@
       <w:r>
         <w:rPr>
           <w:rFonts w:ascii="Microsoft YaHei" w:hAnsi="Microsoft YaHei" w:eastAsia="Microsoft YaHei"/>
-          <w:sz w:val="22"/>
         </w:rPr>
         <w:t>独立样本 t 检验比前两种多一步：先看 Levene 方差齐性检验。</w:t>
       </w:r>
@@ -2342,7 +2164,6 @@
       <w:r>
         <w:rPr>
           <w:rFonts w:ascii="Microsoft YaHei" w:hAnsi="Microsoft YaHei" w:eastAsia="Microsoft YaHei"/>
-          <w:sz w:val="22"/>
         </w:rPr>
         <w:t>步骤：</w:t>
       </w:r>
@@ -2355,7 +2176,6 @@
       <w:r>
         <w:rPr>
           <w:rFonts w:ascii="Microsoft YaHei" w:hAnsi="Microsoft YaHei" w:eastAsia="Microsoft YaHei"/>
-          <w:sz w:val="22"/>
         </w:rPr>
         <w:t>找到 `Levene's Test for Equality of Variances`。</w:t>
       </w:r>
@@ -2367,7 +2187,6 @@
       <w:r>
         <w:rPr>
           <w:rFonts w:ascii="Microsoft YaHei" w:hAnsi="Microsoft YaHei" w:eastAsia="Microsoft YaHei"/>
-          <w:sz w:val="22"/>
         </w:rPr>
         <w:t>看 Levene 的 `Sig.`。</w:t>
       </w:r>
@@ -2379,7 +2198,6 @@
       <w:r>
         <w:rPr>
           <w:rFonts w:ascii="Microsoft YaHei" w:hAnsi="Microsoft YaHei" w:eastAsia="Microsoft YaHei"/>
-          <w:sz w:val="22"/>
         </w:rPr>
         <w:t>如果 Levene Sig. &gt; 0.05，认为方差齐，看 `Equal variances assumed` 这一行。</w:t>
       </w:r>
@@ -2391,7 +2209,6 @@
       <w:r>
         <w:rPr>
           <w:rFonts w:ascii="Microsoft YaHei" w:hAnsi="Microsoft YaHei" w:eastAsia="Microsoft YaHei"/>
-          <w:sz w:val="22"/>
         </w:rPr>
         <w:t>如果 Levene Sig. &lt; 0.05，认为方差不齐，看 `Equal variances not assumed` 这一行。</w:t>
       </w:r>
@@ -2403,7 +2220,6 @@
       <w:r>
         <w:rPr>
           <w:rFonts w:ascii="Microsoft YaHei" w:hAnsi="Microsoft YaHei" w:eastAsia="Microsoft YaHei"/>
-          <w:sz w:val="22"/>
         </w:rPr>
         <w:t>在选定那一行里看 `Sig.(2-tailed)`，这就是 t 检验的 P 值。</w:t>
       </w:r>
@@ -2413,7 +2229,6 @@
       <w:r>
         <w:rPr>
           <w:rFonts w:ascii="Microsoft YaHei" w:hAnsi="Microsoft YaHei" w:eastAsia="Microsoft YaHei"/>
-          <w:sz w:val="22"/>
         </w:rPr>
         <w:t>记忆：</w:t>
       </w:r>
@@ -2423,9 +2238,8 @@
       <w:r>
         <w:rPr>
           <w:rFonts w:ascii="Microsoft YaHei" w:hAnsi="Microsoft YaHei" w:eastAsia="Microsoft YaHei"/>
-          <w:sz w:val="22"/>
-        </w:rPr>
-        <w:t>&gt; 先看 Levene 决定看哪一行，再看 Sig.(2-tailed) 判断差异。</w:t>
+        </w:rPr>
+        <w:t>先看 Levene 决定看哪一行，再看 Sig.(2-tailed) 判断差异。</w:t>
       </w:r>
     </w:p>
     <w:p/>
@@ -2433,7 +2247,6 @@
       <w:r>
         <w:rPr>
           <w:rFonts w:ascii="Microsoft YaHei" w:hAnsi="Microsoft YaHei" w:eastAsia="Microsoft YaHei"/>
-          <w:sz w:val="22"/>
         </w:rPr>
         <w:t>---</w:t>
       </w:r>
@@ -2443,9 +2256,8 @@
       <w:r>
         <w:rPr>
           <w:rFonts w:ascii="Microsoft YaHei" w:hAnsi="Microsoft YaHei" w:eastAsia="Microsoft YaHei"/>
-          <w:sz w:val="22"/>
-        </w:rPr>
-        <w:t xml:space="preserve">   十一、三种 t 检验快速判断表</w:t>
+        </w:rPr>
+        <w:t>十一、三种 t 检验快速判断表</w:t>
       </w:r>
     </w:p>
     <w:p/>
@@ -2453,63 +2265,48 @@
       <w:r>
         <w:rPr>
           <w:rFonts w:ascii="Microsoft YaHei" w:hAnsi="Microsoft YaHei" w:eastAsia="Microsoft YaHei"/>
-          <w:sz w:val="22"/>
-        </w:rPr>
-        <w:t>| 题目描述 | 关键词 | 选什么检验 |</w:t>
-      </w:r>
-    </w:p>
-    <w:p>
-      <w:r>
-        <w:rPr>
-          <w:rFonts w:ascii="Microsoft YaHei" w:hAnsi="Microsoft YaHei" w:eastAsia="Microsoft YaHei"/>
-          <w:sz w:val="22"/>
-        </w:rPr>
-        <w:t>|---|---|---|</w:t>
-      </w:r>
-    </w:p>
-    <w:p>
-      <w:r>
-        <w:rPr>
-          <w:rFonts w:ascii="Microsoft YaHei" w:hAnsi="Microsoft YaHei" w:eastAsia="Microsoft YaHei"/>
-          <w:sz w:val="22"/>
-        </w:rPr>
-        <w:t>| 一个样本均数和已知标准值比较 | 一个样本、已知值 | 单样本 t 检验 |</w:t>
-      </w:r>
-    </w:p>
-    <w:p>
-      <w:r>
-        <w:rPr>
-          <w:rFonts w:ascii="Microsoft YaHei" w:hAnsi="Microsoft YaHei" w:eastAsia="Microsoft YaHei"/>
-          <w:sz w:val="22"/>
-        </w:rPr>
-        <w:t>| 同一批患者治疗前后比较 | 同一对象、前后 | 配对 t 检验 |</w:t>
-      </w:r>
-    </w:p>
-    <w:p>
-      <w:r>
-        <w:rPr>
-          <w:rFonts w:ascii="Microsoft YaHei" w:hAnsi="Microsoft YaHei" w:eastAsia="Microsoft YaHei"/>
-          <w:sz w:val="22"/>
-        </w:rPr>
-        <w:t>| 两组不同患者比较 | 两独立组、治疗组/对照组 | 独立样本 t 检验 |</w:t>
-      </w:r>
-    </w:p>
-    <w:p>
-      <w:r>
-        <w:rPr>
-          <w:rFonts w:ascii="Microsoft YaHei" w:hAnsi="Microsoft YaHei" w:eastAsia="Microsoft YaHei"/>
-          <w:sz w:val="22"/>
-        </w:rPr>
-        <w:t>| 差值 d 是否为 0 | 配对差值 | 配对 t 检验 |</w:t>
-      </w:r>
-    </w:p>
-    <w:p>
-      <w:r>
-        <w:rPr>
-          <w:rFonts w:ascii="Microsoft YaHei" w:hAnsi="Microsoft YaHei" w:eastAsia="Microsoft YaHei"/>
-          <w:sz w:val="22"/>
-        </w:rPr>
-        <w:t>| 男女性别两组比较某计量指标 | 两个独立组 | 独立样本 t 检验 |</w:t>
+        </w:rPr>
+        <w:t>题目描述 | 关键词 | 选什么检验</w:t>
+      </w:r>
+    </w:p>
+    <w:p>
+      <w:r>
+        <w:rPr>
+          <w:rFonts w:ascii="Microsoft YaHei" w:hAnsi="Microsoft YaHei" w:eastAsia="Microsoft YaHei"/>
+        </w:rPr>
+        <w:t>一个样本均数和已知标准值比较 | 一个样本、已知值 | 单样本 t 检验</w:t>
+      </w:r>
+    </w:p>
+    <w:p>
+      <w:r>
+        <w:rPr>
+          <w:rFonts w:ascii="Microsoft YaHei" w:hAnsi="Microsoft YaHei" w:eastAsia="Microsoft YaHei"/>
+        </w:rPr>
+        <w:t>同一批患者治疗前后比较 | 同一对象、前后 | 配对 t 检验</w:t>
+      </w:r>
+    </w:p>
+    <w:p>
+      <w:r>
+        <w:rPr>
+          <w:rFonts w:ascii="Microsoft YaHei" w:hAnsi="Microsoft YaHei" w:eastAsia="Microsoft YaHei"/>
+        </w:rPr>
+        <w:t>两组不同患者比较 | 两独立组、治疗组/对照组 | 独立样本 t 检验</w:t>
+      </w:r>
+    </w:p>
+    <w:p>
+      <w:r>
+        <w:rPr>
+          <w:rFonts w:ascii="Microsoft YaHei" w:hAnsi="Microsoft YaHei" w:eastAsia="Microsoft YaHei"/>
+        </w:rPr>
+        <w:t>差值 d 是否为 0 | 配对差值 | 配对 t 检验</w:t>
+      </w:r>
+    </w:p>
+    <w:p>
+      <w:r>
+        <w:rPr>
+          <w:rFonts w:ascii="Microsoft YaHei" w:hAnsi="Microsoft YaHei" w:eastAsia="Microsoft YaHei"/>
+        </w:rPr>
+        <w:t>男女性别两组比较某计量指标 | 两个独立组 | 独立样本 t 检验</w:t>
       </w:r>
     </w:p>
     <w:p/>
@@ -2517,7 +2314,6 @@
       <w:r>
         <w:rPr>
           <w:rFonts w:ascii="Microsoft YaHei" w:hAnsi="Microsoft YaHei" w:eastAsia="Microsoft YaHei"/>
-          <w:sz w:val="22"/>
         </w:rPr>
         <w:t>口诀：</w:t>
       </w:r>
@@ -2527,27 +2323,24 @@
       <w:r>
         <w:rPr>
           <w:rFonts w:ascii="Microsoft YaHei" w:hAnsi="Microsoft YaHei" w:eastAsia="Microsoft YaHei"/>
-          <w:sz w:val="22"/>
-        </w:rPr>
-        <w:t>&gt; 一个样本对已知数：单样本 t。</w:t>
-      </w:r>
-    </w:p>
-    <w:p>
-      <w:r>
-        <w:rPr>
-          <w:rFonts w:ascii="Microsoft YaHei" w:hAnsi="Microsoft YaHei" w:eastAsia="Microsoft YaHei"/>
-          <w:sz w:val="22"/>
-        </w:rPr>
-        <w:t>&gt; 同一批人前后比：配对 t。</w:t>
-      </w:r>
-    </w:p>
-    <w:p>
-      <w:r>
-        <w:rPr>
-          <w:rFonts w:ascii="Microsoft YaHei" w:hAnsi="Microsoft YaHei" w:eastAsia="Microsoft YaHei"/>
-          <w:sz w:val="22"/>
-        </w:rPr>
-        <w:t>&gt; 两组不同人相比：独立样本 t。</w:t>
+        </w:rPr>
+        <w:t>一个样本对已知数：单样本 t。</w:t>
+      </w:r>
+    </w:p>
+    <w:p>
+      <w:r>
+        <w:rPr>
+          <w:rFonts w:ascii="Microsoft YaHei" w:hAnsi="Microsoft YaHei" w:eastAsia="Microsoft YaHei"/>
+        </w:rPr>
+        <w:t>同一批人前后比：配对 t。</w:t>
+      </w:r>
+    </w:p>
+    <w:p>
+      <w:r>
+        <w:rPr>
+          <w:rFonts w:ascii="Microsoft YaHei" w:hAnsi="Microsoft YaHei" w:eastAsia="Microsoft YaHei"/>
+        </w:rPr>
+        <w:t>两组不同人相比：独立样本 t。</w:t>
       </w:r>
     </w:p>
     <w:p/>
@@ -2555,7 +2348,6 @@
       <w:r>
         <w:rPr>
           <w:rFonts w:ascii="Microsoft YaHei" w:hAnsi="Microsoft YaHei" w:eastAsia="Microsoft YaHei"/>
-          <w:sz w:val="22"/>
         </w:rPr>
         <w:t>---</w:t>
       </w:r>
@@ -2565,19 +2357,20 @@
       <w:r>
         <w:rPr>
           <w:rFonts w:ascii="Microsoft YaHei" w:hAnsi="Microsoft YaHei" w:eastAsia="Microsoft YaHei"/>
-          <w:sz w:val="22"/>
-        </w:rPr>
-        <w:t xml:space="preserve">   十二、选择题高频考点</w:t>
+        </w:rPr>
+        <w:t>十二、选择题高频考点</w:t>
       </w:r>
     </w:p>
     <w:p/>
     <w:p>
-      <w:r>
-        <w:rPr>
-          <w:rFonts w:ascii="Microsoft YaHei" w:hAnsi="Microsoft YaHei" w:eastAsia="Microsoft YaHei"/>
-          <w:sz w:val="22"/>
-        </w:rPr>
-        <w:t xml:space="preserve">    1. “标准误小”说明什么</w:t>
+      <w:pPr>
+        <w:pStyle w:val="ListNumber"/>
+      </w:pPr>
+      <w:r>
+        <w:rPr>
+          <w:rFonts w:ascii="Microsoft YaHei" w:hAnsi="Microsoft YaHei" w:eastAsia="Microsoft YaHei"/>
+        </w:rPr>
+        <w:t>“标准误小”说明什么</w:t>
       </w:r>
     </w:p>
     <w:p/>
@@ -2585,19 +2378,20 @@
       <w:r>
         <w:rPr>
           <w:rFonts w:ascii="Microsoft YaHei" w:hAnsi="Microsoft YaHei" w:eastAsia="Microsoft YaHei"/>
-          <w:sz w:val="22"/>
         </w:rPr>
         <w:t>标准误小，说明用该样本均数估计总体均数的可靠性大。</w:t>
       </w:r>
     </w:p>
     <w:p/>
     <w:p>
-      <w:r>
-        <w:rPr>
-          <w:rFonts w:ascii="Microsoft YaHei" w:hAnsi="Microsoft YaHei" w:eastAsia="Microsoft YaHei"/>
-          <w:sz w:val="22"/>
-        </w:rPr>
-        <w:t xml:space="preserve">    2. “差异有统计学意义”说明什么</w:t>
+      <w:pPr>
+        <w:pStyle w:val="ListNumber"/>
+      </w:pPr>
+      <w:r>
+        <w:rPr>
+          <w:rFonts w:ascii="Microsoft YaHei" w:hAnsi="Microsoft YaHei" w:eastAsia="Microsoft YaHei"/>
+        </w:rPr>
+        <w:t>“差异有统计学意义”说明什么</w:t>
       </w:r>
     </w:p>
     <w:p/>
@@ -2605,7 +2399,6 @@
       <w:r>
         <w:rPr>
           <w:rFonts w:ascii="Microsoft YaHei" w:hAnsi="Microsoft YaHei" w:eastAsia="Microsoft YaHei"/>
-          <w:sz w:val="22"/>
         </w:rPr>
         <w:t>说明有理由认为总体参数不同，而不是只说样本均数不同。</w:t>
       </w:r>
@@ -2615,7 +2408,6 @@
       <w:r>
         <w:rPr>
           <w:rFonts w:ascii="Microsoft YaHei" w:hAnsi="Microsoft YaHei" w:eastAsia="Microsoft YaHei"/>
-          <w:sz w:val="22"/>
         </w:rPr>
         <w:t>正确表达：</w:t>
       </w:r>
@@ -2625,19 +2417,20 @@
       <w:r>
         <w:rPr>
           <w:rFonts w:ascii="Microsoft YaHei" w:hAnsi="Microsoft YaHei" w:eastAsia="Microsoft YaHei"/>
-          <w:sz w:val="22"/>
-        </w:rPr>
-        <w:t>&gt; 可认为两总体均数不同。</w:t>
+        </w:rPr>
+        <w:t>可认为两总体均数不同。</w:t>
       </w:r>
     </w:p>
     <w:p/>
     <w:p>
-      <w:r>
-        <w:rPr>
-          <w:rFonts w:ascii="Microsoft YaHei" w:hAnsi="Microsoft YaHei" w:eastAsia="Microsoft YaHei"/>
-          <w:sz w:val="22"/>
-        </w:rPr>
-        <w:t xml:space="preserve">    3. P≥0.05 怎么说</w:t>
+      <w:pPr>
+        <w:pStyle w:val="ListNumber"/>
+      </w:pPr>
+      <w:r>
+        <w:rPr>
+          <w:rFonts w:ascii="Microsoft YaHei" w:hAnsi="Microsoft YaHei" w:eastAsia="Microsoft YaHei"/>
+        </w:rPr>
+        <w:t>P≥0.05 怎么说</w:t>
       </w:r>
     </w:p>
     <w:p/>
@@ -2645,7 +2438,6 @@
       <w:r>
         <w:rPr>
           <w:rFonts w:ascii="Microsoft YaHei" w:hAnsi="Microsoft YaHei" w:eastAsia="Microsoft YaHei"/>
-          <w:sz w:val="22"/>
         </w:rPr>
         <w:t>正确：</w:t>
       </w:r>
@@ -2655,9 +2447,8 @@
       <w:r>
         <w:rPr>
           <w:rFonts w:ascii="Microsoft YaHei" w:hAnsi="Microsoft YaHei" w:eastAsia="Microsoft YaHei"/>
-          <w:sz w:val="22"/>
-        </w:rPr>
-        <w:t>&gt; 差异无统计学意义，尚不能认为两总体均数不同。</w:t>
+        </w:rPr>
+        <w:t>差异无统计学意义，尚不能认为两总体均数不同。</w:t>
       </w:r>
     </w:p>
     <w:p/>
@@ -2665,7 +2456,6 @@
       <w:r>
         <w:rPr>
           <w:rFonts w:ascii="Microsoft YaHei" w:hAnsi="Microsoft YaHei" w:eastAsia="Microsoft YaHei"/>
-          <w:sz w:val="22"/>
         </w:rPr>
         <w:t>错误：</w:t>
       </w:r>
@@ -2675,19 +2465,20 @@
       <w:r>
         <w:rPr>
           <w:rFonts w:ascii="Microsoft YaHei" w:hAnsi="Microsoft YaHei" w:eastAsia="Microsoft YaHei"/>
-          <w:sz w:val="22"/>
-        </w:rPr>
-        <w:t>&gt; 两总体均数完全相同。</w:t>
+        </w:rPr>
+        <w:t>两总体均数完全相同。</w:t>
       </w:r>
     </w:p>
     <w:p/>
     <w:p>
-      <w:r>
-        <w:rPr>
-          <w:rFonts w:ascii="Microsoft YaHei" w:hAnsi="Microsoft YaHei" w:eastAsia="Microsoft YaHei"/>
-          <w:sz w:val="22"/>
-        </w:rPr>
-        <w:t xml:space="preserve">    4. 配对 t 检验要求什么</w:t>
+      <w:pPr>
+        <w:pStyle w:val="ListNumber"/>
+      </w:pPr>
+      <w:r>
+        <w:rPr>
+          <w:rFonts w:ascii="Microsoft YaHei" w:hAnsi="Microsoft YaHei" w:eastAsia="Microsoft YaHei"/>
+        </w:rPr>
+        <w:t>配对 t 检验要求什么</w:t>
       </w:r>
     </w:p>
     <w:p/>
@@ -2695,19 +2486,20 @@
       <w:r>
         <w:rPr>
           <w:rFonts w:ascii="Microsoft YaHei" w:hAnsi="Microsoft YaHei" w:eastAsia="Microsoft YaHei"/>
-          <w:sz w:val="22"/>
         </w:rPr>
         <w:t>要求差值 d 近似服从正态分布。</w:t>
       </w:r>
     </w:p>
     <w:p/>
     <w:p>
-      <w:r>
-        <w:rPr>
-          <w:rFonts w:ascii="Microsoft YaHei" w:hAnsi="Microsoft YaHei" w:eastAsia="Microsoft YaHei"/>
-          <w:sz w:val="22"/>
-        </w:rPr>
-        <w:t xml:space="preserve">    5. 两独立样本 t 检验不要求什么</w:t>
+      <w:pPr>
+        <w:pStyle w:val="ListNumber"/>
+      </w:pPr>
+      <w:r>
+        <w:rPr>
+          <w:rFonts w:ascii="Microsoft YaHei" w:hAnsi="Microsoft YaHei" w:eastAsia="Microsoft YaHei"/>
+        </w:rPr>
+        <w:t>两独立样本 t 检验不要求什么</w:t>
       </w:r>
     </w:p>
     <w:p/>
@@ -2715,7 +2507,6 @@
       <w:r>
         <w:rPr>
           <w:rFonts w:ascii="Microsoft YaHei" w:hAnsi="Microsoft YaHei" w:eastAsia="Microsoft YaHei"/>
-          <w:sz w:val="22"/>
         </w:rPr>
         <w:t>不要求两组数据均数相近。</w:t>
       </w:r>
@@ -2724,19 +2515,20 @@
       <w:r>
         <w:rPr>
           <w:rFonts w:ascii="Microsoft YaHei" w:hAnsi="Microsoft YaHei" w:eastAsia="Microsoft YaHei"/>
-          <w:sz w:val="22"/>
         </w:rPr>
         <w:t>它要求独立、正态、方差齐性。</w:t>
       </w:r>
     </w:p>
     <w:p/>
     <w:p>
-      <w:r>
-        <w:rPr>
-          <w:rFonts w:ascii="Microsoft YaHei" w:hAnsi="Microsoft YaHei" w:eastAsia="Microsoft YaHei"/>
-          <w:sz w:val="22"/>
-        </w:rPr>
-        <w:t xml:space="preserve">    6. 可信区间宽窄受什么影响</w:t>
+      <w:pPr>
+        <w:pStyle w:val="ListNumber"/>
+      </w:pPr>
+      <w:r>
+        <w:rPr>
+          <w:rFonts w:ascii="Microsoft YaHei" w:hAnsi="Microsoft YaHei" w:eastAsia="Microsoft YaHei"/>
+        </w:rPr>
+        <w:t>可信区间宽窄受什么影响</w:t>
       </w:r>
     </w:p>
     <w:p/>
@@ -2747,7 +2539,6 @@
       <w:r>
         <w:rPr>
           <w:rFonts w:ascii="Microsoft YaHei" w:hAnsi="Microsoft YaHei" w:eastAsia="Microsoft YaHei"/>
-          <w:sz w:val="22"/>
         </w:rPr>
         <w:t>样本量越大，可信区间越窄。</w:t>
       </w:r>
@@ -2759,7 +2550,6 @@
       <w:r>
         <w:rPr>
           <w:rFonts w:ascii="Microsoft YaHei" w:hAnsi="Microsoft YaHei" w:eastAsia="Microsoft YaHei"/>
-          <w:sz w:val="22"/>
         </w:rPr>
         <w:t>可信度越高，可信区间越宽。</w:t>
       </w:r>
@@ -2771,7 +2561,6 @@
       <w:r>
         <w:rPr>
           <w:rFonts w:ascii="Microsoft YaHei" w:hAnsi="Microsoft YaHei" w:eastAsia="Microsoft YaHei"/>
-          <w:sz w:val="22"/>
         </w:rPr>
         <w:t>标准差越大，可信区间越宽。</w:t>
       </w:r>
@@ -2781,7 +2570,6 @@
       <w:r>
         <w:rPr>
           <w:rFonts w:ascii="Microsoft YaHei" w:hAnsi="Microsoft YaHei" w:eastAsia="Microsoft YaHei"/>
-          <w:sz w:val="22"/>
         </w:rPr>
         <w:t>---</w:t>
       </w:r>
@@ -2791,9 +2579,8 @@
       <w:r>
         <w:rPr>
           <w:rFonts w:ascii="Microsoft YaHei" w:hAnsi="Microsoft YaHei" w:eastAsia="Microsoft YaHei"/>
-          <w:sz w:val="22"/>
-        </w:rPr>
-        <w:t xml:space="preserve">   十三、SPSS 今日训练清单</w:t>
+        </w:rPr>
+        <w:t>十三、SPSS 今日训练清单</w:t>
       </w:r>
     </w:p>
     <w:p/>
@@ -2801,7 +2588,6 @@
       <w:r>
         <w:rPr>
           <w:rFonts w:ascii="Microsoft YaHei" w:hAnsi="Microsoft YaHei" w:eastAsia="Microsoft YaHei"/>
-          <w:sz w:val="22"/>
         </w:rPr>
         <w:t>数据位置：</w:t>
       </w:r>
@@ -2811,19 +2597,20 @@
       <w:r>
         <w:rPr>
           <w:rFonts w:ascii="Microsoft YaHei" w:hAnsi="Microsoft YaHei" w:eastAsia="Microsoft YaHei"/>
-          <w:sz w:val="22"/>
         </w:rPr>
         <w:t>`D:\医学统计学期末冲刺复习包\05_课程讲义与教材\课程网站资料待放入`</w:t>
       </w:r>
     </w:p>
     <w:p/>
     <w:p>
-      <w:r>
-        <w:rPr>
-          <w:rFonts w:ascii="Microsoft YaHei" w:hAnsi="Microsoft YaHei" w:eastAsia="Microsoft YaHei"/>
-          <w:sz w:val="22"/>
-        </w:rPr>
-        <w:t xml:space="preserve">    1. 单样本 t 检验</w:t>
+      <w:pPr>
+        <w:pStyle w:val="ListNumber"/>
+      </w:pPr>
+      <w:r>
+        <w:rPr>
+          <w:rFonts w:ascii="Microsoft YaHei" w:hAnsi="Microsoft YaHei" w:eastAsia="Microsoft YaHei"/>
+        </w:rPr>
+        <w:t>单样本 t 检验</w:t>
       </w:r>
     </w:p>
     <w:p/>
@@ -2831,7 +2618,6 @@
       <w:r>
         <w:rPr>
           <w:rFonts w:ascii="Microsoft YaHei" w:hAnsi="Microsoft YaHei" w:eastAsia="Microsoft YaHei"/>
-          <w:sz w:val="22"/>
         </w:rPr>
         <w:t>数据文件：</w:t>
       </w:r>
@@ -2841,7 +2627,6 @@
       <w:r>
         <w:rPr>
           <w:rFonts w:ascii="Microsoft YaHei" w:hAnsi="Microsoft YaHei" w:eastAsia="Microsoft YaHei"/>
-          <w:sz w:val="22"/>
         </w:rPr>
         <w:t>`例03-05.sav`</w:t>
       </w:r>
@@ -2851,7 +2636,6 @@
       <w:r>
         <w:rPr>
           <w:rFonts w:ascii="Microsoft YaHei" w:hAnsi="Microsoft YaHei" w:eastAsia="Microsoft YaHei"/>
-          <w:sz w:val="22"/>
         </w:rPr>
         <w:t>菜单：</w:t>
       </w:r>
@@ -2861,7 +2645,6 @@
       <w:r>
         <w:rPr>
           <w:rFonts w:ascii="Microsoft YaHei" w:hAnsi="Microsoft YaHei" w:eastAsia="Microsoft YaHei"/>
-          <w:sz w:val="22"/>
         </w:rPr>
         <w:t>`Analyze &gt; Compare Means &gt; One-Sample T Test`</w:t>
       </w:r>
@@ -2871,7 +2654,6 @@
       <w:r>
         <w:rPr>
           <w:rFonts w:ascii="Microsoft YaHei" w:hAnsi="Microsoft YaHei" w:eastAsia="Microsoft YaHei"/>
-          <w:sz w:val="22"/>
         </w:rPr>
         <w:t>要看：</w:t>
       </w:r>
@@ -2884,7 +2666,6 @@
       <w:r>
         <w:rPr>
           <w:rFonts w:ascii="Microsoft YaHei" w:hAnsi="Microsoft YaHei" w:eastAsia="Microsoft YaHei"/>
-          <w:sz w:val="22"/>
         </w:rPr>
         <w:t>t</w:t>
       </w:r>
@@ -2896,7 +2677,6 @@
       <w:r>
         <w:rPr>
           <w:rFonts w:ascii="Microsoft YaHei" w:hAnsi="Microsoft YaHei" w:eastAsia="Microsoft YaHei"/>
-          <w:sz w:val="22"/>
         </w:rPr>
         <w:t>df</w:t>
       </w:r>
@@ -2908,7 +2688,6 @@
       <w:r>
         <w:rPr>
           <w:rFonts w:ascii="Microsoft YaHei" w:hAnsi="Microsoft YaHei" w:eastAsia="Microsoft YaHei"/>
-          <w:sz w:val="22"/>
         </w:rPr>
         <w:t>Sig.(2-tailed)</w:t>
       </w:r>
@@ -2920,7 +2699,6 @@
       <w:r>
         <w:rPr>
           <w:rFonts w:ascii="Microsoft YaHei" w:hAnsi="Microsoft YaHei" w:eastAsia="Microsoft YaHei"/>
-          <w:sz w:val="22"/>
         </w:rPr>
         <w:t>Mean Difference</w:t>
       </w:r>
@@ -2932,7 +2710,6 @@
       <w:r>
         <w:rPr>
           <w:rFonts w:ascii="Microsoft YaHei" w:hAnsi="Microsoft YaHei" w:eastAsia="Microsoft YaHei"/>
-          <w:sz w:val="22"/>
         </w:rPr>
         <w:t>95% Confidence Interval</w:t>
       </w:r>
@@ -2942,7 +2719,6 @@
       <w:r>
         <w:rPr>
           <w:rFonts w:ascii="Microsoft YaHei" w:hAnsi="Microsoft YaHei" w:eastAsia="Microsoft YaHei"/>
-          <w:sz w:val="22"/>
         </w:rPr>
         <w:t>截图保存为：</w:t>
       </w:r>
@@ -2952,19 +2728,20 @@
       <w:r>
         <w:rPr>
           <w:rFonts w:ascii="Microsoft YaHei" w:hAnsi="Microsoft YaHei" w:eastAsia="Microsoft YaHei"/>
-          <w:sz w:val="22"/>
         </w:rPr>
         <w:t>`D:\医学统计学期末冲刺复习包\04_SPSS操作\SPSS截图\0531_单样本t检验_例03-05.png`</w:t>
       </w:r>
     </w:p>
     <w:p/>
     <w:p>
-      <w:r>
-        <w:rPr>
-          <w:rFonts w:ascii="Microsoft YaHei" w:hAnsi="Microsoft YaHei" w:eastAsia="Microsoft YaHei"/>
-          <w:sz w:val="22"/>
-        </w:rPr>
-        <w:t xml:space="preserve">    2. 配对 t 检验</w:t>
+      <w:pPr>
+        <w:pStyle w:val="ListNumber"/>
+      </w:pPr>
+      <w:r>
+        <w:rPr>
+          <w:rFonts w:ascii="Microsoft YaHei" w:hAnsi="Microsoft YaHei" w:eastAsia="Microsoft YaHei"/>
+        </w:rPr>
+        <w:t>配对 t 检验</w:t>
       </w:r>
     </w:p>
     <w:p/>
@@ -2972,7 +2749,6 @@
       <w:r>
         <w:rPr>
           <w:rFonts w:ascii="Microsoft YaHei" w:hAnsi="Microsoft YaHei" w:eastAsia="Microsoft YaHei"/>
-          <w:sz w:val="22"/>
         </w:rPr>
         <w:t>数据文件：</w:t>
       </w:r>
@@ -2982,7 +2758,6 @@
       <w:r>
         <w:rPr>
           <w:rFonts w:ascii="Microsoft YaHei" w:hAnsi="Microsoft YaHei" w:eastAsia="Microsoft YaHei"/>
-          <w:sz w:val="22"/>
         </w:rPr>
         <w:t>`例03-06.sav`</w:t>
       </w:r>
@@ -2992,7 +2767,6 @@
       <w:r>
         <w:rPr>
           <w:rFonts w:ascii="Microsoft YaHei" w:hAnsi="Microsoft YaHei" w:eastAsia="Microsoft YaHei"/>
-          <w:sz w:val="22"/>
         </w:rPr>
         <w:t>菜单：</w:t>
       </w:r>
@@ -3002,7 +2776,6 @@
       <w:r>
         <w:rPr>
           <w:rFonts w:ascii="Microsoft YaHei" w:hAnsi="Microsoft YaHei" w:eastAsia="Microsoft YaHei"/>
-          <w:sz w:val="22"/>
         </w:rPr>
         <w:t>`Analyze &gt; Compare Means &gt; Paired-Samples T Test`</w:t>
       </w:r>
@@ -3012,7 +2785,6 @@
       <w:r>
         <w:rPr>
           <w:rFonts w:ascii="Microsoft YaHei" w:hAnsi="Microsoft YaHei" w:eastAsia="Microsoft YaHei"/>
-          <w:sz w:val="22"/>
         </w:rPr>
         <w:t>要看：</w:t>
       </w:r>
@@ -3025,7 +2797,6 @@
       <w:r>
         <w:rPr>
           <w:rFonts w:ascii="Microsoft YaHei" w:hAnsi="Microsoft YaHei" w:eastAsia="Microsoft YaHei"/>
-          <w:sz w:val="22"/>
         </w:rPr>
         <w:t>Paired Differences</w:t>
       </w:r>
@@ -3037,7 +2808,6 @@
       <w:r>
         <w:rPr>
           <w:rFonts w:ascii="Microsoft YaHei" w:hAnsi="Microsoft YaHei" w:eastAsia="Microsoft YaHei"/>
-          <w:sz w:val="22"/>
         </w:rPr>
         <w:t>t</w:t>
       </w:r>
@@ -3049,7 +2819,6 @@
       <w:r>
         <w:rPr>
           <w:rFonts w:ascii="Microsoft YaHei" w:hAnsi="Microsoft YaHei" w:eastAsia="Microsoft YaHei"/>
-          <w:sz w:val="22"/>
         </w:rPr>
         <w:t>df</w:t>
       </w:r>
@@ -3061,7 +2830,6 @@
       <w:r>
         <w:rPr>
           <w:rFonts w:ascii="Microsoft YaHei" w:hAnsi="Microsoft YaHei" w:eastAsia="Microsoft YaHei"/>
-          <w:sz w:val="22"/>
         </w:rPr>
         <w:t>Sig.(2-tailed)</w:t>
       </w:r>
@@ -3071,7 +2839,6 @@
       <w:r>
         <w:rPr>
           <w:rFonts w:ascii="Microsoft YaHei" w:hAnsi="Microsoft YaHei" w:eastAsia="Microsoft YaHei"/>
-          <w:sz w:val="22"/>
         </w:rPr>
         <w:t>截图保存为：</w:t>
       </w:r>
@@ -3081,19 +2848,20 @@
       <w:r>
         <w:rPr>
           <w:rFonts w:ascii="Microsoft YaHei" w:hAnsi="Microsoft YaHei" w:eastAsia="Microsoft YaHei"/>
-          <w:sz w:val="22"/>
         </w:rPr>
         <w:t>`D:\医学统计学期末冲刺复习包\04_SPSS操作\SPSS截图\0531_配对t检验_例03-06.png`</w:t>
       </w:r>
     </w:p>
     <w:p/>
     <w:p>
-      <w:r>
-        <w:rPr>
-          <w:rFonts w:ascii="Microsoft YaHei" w:hAnsi="Microsoft YaHei" w:eastAsia="Microsoft YaHei"/>
-          <w:sz w:val="22"/>
-        </w:rPr>
-        <w:t xml:space="preserve">    3. 独立样本 t 检验</w:t>
+      <w:pPr>
+        <w:pStyle w:val="ListNumber"/>
+      </w:pPr>
+      <w:r>
+        <w:rPr>
+          <w:rFonts w:ascii="Microsoft YaHei" w:hAnsi="Microsoft YaHei" w:eastAsia="Microsoft YaHei"/>
+        </w:rPr>
+        <w:t>独立样本 t 检验</w:t>
       </w:r>
     </w:p>
     <w:p/>
@@ -3101,7 +2869,6 @@
       <w:r>
         <w:rPr>
           <w:rFonts w:ascii="Microsoft YaHei" w:hAnsi="Microsoft YaHei" w:eastAsia="Microsoft YaHei"/>
-          <w:sz w:val="22"/>
         </w:rPr>
         <w:t>数据文件：</w:t>
       </w:r>
@@ -3111,7 +2878,6 @@
       <w:r>
         <w:rPr>
           <w:rFonts w:ascii="Microsoft YaHei" w:hAnsi="Microsoft YaHei" w:eastAsia="Microsoft YaHei"/>
-          <w:sz w:val="22"/>
         </w:rPr>
         <w:t>`例03-07.sav`</w:t>
       </w:r>
@@ -3121,7 +2887,6 @@
       <w:r>
         <w:rPr>
           <w:rFonts w:ascii="Microsoft YaHei" w:hAnsi="Microsoft YaHei" w:eastAsia="Microsoft YaHei"/>
-          <w:sz w:val="22"/>
         </w:rPr>
         <w:t>菜单：</w:t>
       </w:r>
@@ -3131,7 +2896,6 @@
       <w:r>
         <w:rPr>
           <w:rFonts w:ascii="Microsoft YaHei" w:hAnsi="Microsoft YaHei" w:eastAsia="Microsoft YaHei"/>
-          <w:sz w:val="22"/>
         </w:rPr>
         <w:t>`Analyze &gt; Compare Means &gt; Independent-Samples T Test`</w:t>
       </w:r>
@@ -3141,7 +2905,6 @@
       <w:r>
         <w:rPr>
           <w:rFonts w:ascii="Microsoft YaHei" w:hAnsi="Microsoft YaHei" w:eastAsia="Microsoft YaHei"/>
-          <w:sz w:val="22"/>
         </w:rPr>
         <w:t>要看：</w:t>
       </w:r>
@@ -3154,7 +2917,6 @@
       <w:r>
         <w:rPr>
           <w:rFonts w:ascii="Microsoft YaHei" w:hAnsi="Microsoft YaHei" w:eastAsia="Microsoft YaHei"/>
-          <w:sz w:val="22"/>
         </w:rPr>
         <w:t>Levene's Test 的 Sig.</w:t>
       </w:r>
@@ -3166,7 +2928,6 @@
       <w:r>
         <w:rPr>
           <w:rFonts w:ascii="Microsoft YaHei" w:hAnsi="Microsoft YaHei" w:eastAsia="Microsoft YaHei"/>
-          <w:sz w:val="22"/>
         </w:rPr>
         <w:t>Equal variances assumed 或 not assumed</w:t>
       </w:r>
@@ -3178,7 +2939,6 @@
       <w:r>
         <w:rPr>
           <w:rFonts w:ascii="Microsoft YaHei" w:hAnsi="Microsoft YaHei" w:eastAsia="Microsoft YaHei"/>
-          <w:sz w:val="22"/>
         </w:rPr>
         <w:t>t</w:t>
       </w:r>
@@ -3190,7 +2950,6 @@
       <w:r>
         <w:rPr>
           <w:rFonts w:ascii="Microsoft YaHei" w:hAnsi="Microsoft YaHei" w:eastAsia="Microsoft YaHei"/>
-          <w:sz w:val="22"/>
         </w:rPr>
         <w:t>df</w:t>
       </w:r>
@@ -3202,7 +2961,6 @@
       <w:r>
         <w:rPr>
           <w:rFonts w:ascii="Microsoft YaHei" w:hAnsi="Microsoft YaHei" w:eastAsia="Microsoft YaHei"/>
-          <w:sz w:val="22"/>
         </w:rPr>
         <w:t>Sig.(2-tailed)</w:t>
       </w:r>
@@ -3212,7 +2970,6 @@
       <w:r>
         <w:rPr>
           <w:rFonts w:ascii="Microsoft YaHei" w:hAnsi="Microsoft YaHei" w:eastAsia="Microsoft YaHei"/>
-          <w:sz w:val="22"/>
         </w:rPr>
         <w:t>截图保存为：</w:t>
       </w:r>
@@ -3222,7 +2979,6 @@
       <w:r>
         <w:rPr>
           <w:rFonts w:ascii="Microsoft YaHei" w:hAnsi="Microsoft YaHei" w:eastAsia="Microsoft YaHei"/>
-          <w:sz w:val="22"/>
         </w:rPr>
         <w:t>`D:\医学统计学期末冲刺复习包\04_SPSS操作\SPSS截图\0531_独立样本t检验_例03-07.png`</w:t>
       </w:r>
@@ -3232,7 +2988,6 @@
       <w:r>
         <w:rPr>
           <w:rFonts w:ascii="Microsoft YaHei" w:hAnsi="Microsoft YaHei" w:eastAsia="Microsoft YaHei"/>
-          <w:sz w:val="22"/>
         </w:rPr>
         <w:t>---</w:t>
       </w:r>
@@ -3242,109 +2997,8 @@
       <w:r>
         <w:rPr>
           <w:rFonts w:ascii="Microsoft YaHei" w:hAnsi="Microsoft YaHei" w:eastAsia="Microsoft YaHei"/>
-          <w:sz w:val="22"/>
-        </w:rPr>
-        <w:t xml:space="preserve">   十四、答题结论模板</w:t>
-      </w:r>
-    </w:p>
-    <w:p/>
-    <w:p>
-      <w:r>
-        <w:rPr>
-          <w:rFonts w:ascii="Microsoft YaHei" w:hAnsi="Microsoft YaHei" w:eastAsia="Microsoft YaHei"/>
-          <w:sz w:val="22"/>
-        </w:rPr>
-        <w:t xml:space="preserve">    1. P&lt;0.05</w:t>
-      </w:r>
-    </w:p>
-    <w:p/>
-    <w:p>
-      <w:r>
-        <w:rPr>
-          <w:rFonts w:ascii="Microsoft YaHei" w:hAnsi="Microsoft YaHei" w:eastAsia="Microsoft YaHei"/>
-          <w:sz w:val="22"/>
-        </w:rPr>
-        <w:t>&gt; 采用……检验，结果显示 P=……。按 α=0.05 水准，P&lt;0.05，差异有统计学意义，可认为……。</w:t>
-      </w:r>
-    </w:p>
-    <w:p/>
-    <w:p>
-      <w:r>
-        <w:rPr>
-          <w:rFonts w:ascii="Microsoft YaHei" w:hAnsi="Microsoft YaHei" w:eastAsia="Microsoft YaHei"/>
-          <w:sz w:val="22"/>
-        </w:rPr>
-        <w:t>例：</w:t>
-      </w:r>
-    </w:p>
-    <w:p/>
-    <w:p>
-      <w:r>
-        <w:rPr>
-          <w:rFonts w:ascii="Microsoft YaHei" w:hAnsi="Microsoft YaHei" w:eastAsia="Microsoft YaHei"/>
-          <w:sz w:val="22"/>
-        </w:rPr>
-        <w:t>&gt; 采用独立样本 t 检验，结果显示 P=0.032。按 α=0.05 水准，P&lt;0.05，差异有统计学意义，可认为两组总体均数不同。</w:t>
-      </w:r>
-    </w:p>
-    <w:p/>
-    <w:p>
-      <w:r>
-        <w:rPr>
-          <w:rFonts w:ascii="Microsoft YaHei" w:hAnsi="Microsoft YaHei" w:eastAsia="Microsoft YaHei"/>
-          <w:sz w:val="22"/>
-        </w:rPr>
-        <w:t xml:space="preserve">    2. P≥0.05</w:t>
-      </w:r>
-    </w:p>
-    <w:p/>
-    <w:p>
-      <w:r>
-        <w:rPr>
-          <w:rFonts w:ascii="Microsoft YaHei" w:hAnsi="Microsoft YaHei" w:eastAsia="Microsoft YaHei"/>
-          <w:sz w:val="22"/>
-        </w:rPr>
-        <w:t>&gt; 采用……检验，结果显示 P=……。按 α=0.05 水准，P≥0.05，差异无统计学意义，尚不能认为……。</w:t>
-      </w:r>
-    </w:p>
-    <w:p/>
-    <w:p>
-      <w:r>
-        <w:rPr>
-          <w:rFonts w:ascii="Microsoft YaHei" w:hAnsi="Microsoft YaHei" w:eastAsia="Microsoft YaHei"/>
-          <w:sz w:val="22"/>
-        </w:rPr>
-        <w:t>例：</w:t>
-      </w:r>
-    </w:p>
-    <w:p/>
-    <w:p>
-      <w:r>
-        <w:rPr>
-          <w:rFonts w:ascii="Microsoft YaHei" w:hAnsi="Microsoft YaHei" w:eastAsia="Microsoft YaHei"/>
-          <w:sz w:val="22"/>
-        </w:rPr>
-        <w:t>&gt; 采用配对 t 检验，结果显示 P=0.128。按 α=0.05 水准，P≥0.05，差异无统计学意义，尚不能认为治疗前后总体均数不同。</w:t>
-      </w:r>
-    </w:p>
-    <w:p/>
-    <w:p>
-      <w:r>
-        <w:rPr>
-          <w:rFonts w:ascii="Microsoft YaHei" w:hAnsi="Microsoft YaHei" w:eastAsia="Microsoft YaHei"/>
-          <w:sz w:val="22"/>
-        </w:rPr>
-        <w:t>---</w:t>
-      </w:r>
-    </w:p>
-    <w:p/>
-    <w:p>
-      <w:r>
-        <w:rPr>
-          <w:rFonts w:ascii="Microsoft YaHei" w:hAnsi="Microsoft YaHei" w:eastAsia="Microsoft YaHei"/>
-          <w:sz w:val="22"/>
-        </w:rPr>
-        <w:t xml:space="preserve">   十五、今天必须背到脱口而出</w:t>
+        </w:rPr>
+        <w:t>十四、答题结论模板</w:t>
       </w:r>
     </w:p>
     <w:p/>
@@ -3355,11 +3009,38 @@
       <w:r>
         <w:rPr>
           <w:rFonts w:ascii="Microsoft YaHei" w:hAnsi="Microsoft YaHei" w:eastAsia="Microsoft YaHei"/>
-          <w:sz w:val="22"/>
-        </w:rPr>
-        <w:t>参数是总体指标，统计量是样本指标。</w:t>
-      </w:r>
-    </w:p>
+        </w:rPr>
+        <w:t>P&lt;0.05</w:t>
+      </w:r>
+    </w:p>
+    <w:p/>
+    <w:p>
+      <w:r>
+        <w:rPr>
+          <w:rFonts w:ascii="Microsoft YaHei" w:hAnsi="Microsoft YaHei" w:eastAsia="Microsoft YaHei"/>
+        </w:rPr>
+        <w:t>采用……检验，结果显示 P=……。按 α=0.05 水准，P&lt;0.05，差异有统计学意义，可认为……。</w:t>
+      </w:r>
+    </w:p>
+    <w:p/>
+    <w:p>
+      <w:r>
+        <w:rPr>
+          <w:rFonts w:ascii="Microsoft YaHei" w:hAnsi="Microsoft YaHei" w:eastAsia="Microsoft YaHei"/>
+        </w:rPr>
+        <w:t>例：</w:t>
+      </w:r>
+    </w:p>
+    <w:p/>
+    <w:p>
+      <w:r>
+        <w:rPr>
+          <w:rFonts w:ascii="Microsoft YaHei" w:hAnsi="Microsoft YaHei" w:eastAsia="Microsoft YaHei"/>
+        </w:rPr>
+        <w:t>采用独立样本 t 检验，结果显示 P=0.032。按 α=0.05 水准，P&lt;0.05，差异有统计学意义，可认为两组总体均数不同。</w:t>
+      </w:r>
+    </w:p>
+    <w:p/>
     <w:p>
       <w:pPr>
         <w:pStyle w:val="ListNumber"/>
@@ -3367,11 +3048,56 @@
       <w:r>
         <w:rPr>
           <w:rFonts w:ascii="Microsoft YaHei" w:hAnsi="Microsoft YaHei" w:eastAsia="Microsoft YaHei"/>
-          <w:sz w:val="22"/>
-        </w:rPr>
-        <w:t>标准差描述个体差异，标准误描述抽样误差。</w:t>
-      </w:r>
-    </w:p>
+        </w:rPr>
+        <w:t>P≥0.05</w:t>
+      </w:r>
+    </w:p>
+    <w:p/>
+    <w:p>
+      <w:r>
+        <w:rPr>
+          <w:rFonts w:ascii="Microsoft YaHei" w:hAnsi="Microsoft YaHei" w:eastAsia="Microsoft YaHei"/>
+        </w:rPr>
+        <w:t>采用……检验，结果显示 P=……。按 α=0.05 水准，P≥0.05，差异无统计学意义，尚不能认为……。</w:t>
+      </w:r>
+    </w:p>
+    <w:p/>
+    <w:p>
+      <w:r>
+        <w:rPr>
+          <w:rFonts w:ascii="Microsoft YaHei" w:hAnsi="Microsoft YaHei" w:eastAsia="Microsoft YaHei"/>
+        </w:rPr>
+        <w:t>例：</w:t>
+      </w:r>
+    </w:p>
+    <w:p/>
+    <w:p>
+      <w:r>
+        <w:rPr>
+          <w:rFonts w:ascii="Microsoft YaHei" w:hAnsi="Microsoft YaHei" w:eastAsia="Microsoft YaHei"/>
+        </w:rPr>
+        <w:t>采用配对 t 检验，结果显示 P=0.128。按 α=0.05 水准，P≥0.05，差异无统计学意义，尚不能认为治疗前后总体均数不同。</w:t>
+      </w:r>
+    </w:p>
+    <w:p/>
+    <w:p>
+      <w:r>
+        <w:rPr>
+          <w:rFonts w:ascii="Microsoft YaHei" w:hAnsi="Microsoft YaHei" w:eastAsia="Microsoft YaHei"/>
+        </w:rPr>
+        <w:t>---</w:t>
+      </w:r>
+    </w:p>
+    <w:p/>
+    <w:p>
+      <w:r>
+        <w:rPr>
+          <w:rFonts w:ascii="Microsoft YaHei" w:hAnsi="Microsoft YaHei" w:eastAsia="Microsoft YaHei"/>
+        </w:rPr>
+        <w:t>十五、今天必须背到脱口而出</w:t>
+      </w:r>
+    </w:p>
+    <w:p/>
     <w:p>
       <w:pPr>
         <w:pStyle w:val="ListNumber"/>
@@ -3379,9 +3105,8 @@
       <w:r>
         <w:rPr>
           <w:rFonts w:ascii="Microsoft YaHei" w:hAnsi="Microsoft YaHei" w:eastAsia="Microsoft YaHei"/>
-          <w:sz w:val="22"/>
-        </w:rPr>
-        <w:t>可信区间是用样本估计总体参数可能所在范围。</w:t>
+        </w:rPr>
+        <w:t>参数是总体指标，统计量是样本指标。</w:t>
       </w:r>
     </w:p>
     <w:p>
@@ -3391,9 +3116,8 @@
       <w:r>
         <w:rPr>
           <w:rFonts w:ascii="Microsoft YaHei" w:hAnsi="Microsoft YaHei" w:eastAsia="Microsoft YaHei"/>
-          <w:sz w:val="22"/>
-        </w:rPr>
-        <w:t>P&lt;0.05：拒绝 H0，差异有统计学意义。</w:t>
+        </w:rPr>
+        <w:t>标准差描述个体差异，标准误描述抽样误差。</w:t>
       </w:r>
     </w:p>
     <w:p>
@@ -3403,9 +3127,8 @@
       <w:r>
         <w:rPr>
           <w:rFonts w:ascii="Microsoft YaHei" w:hAnsi="Microsoft YaHei" w:eastAsia="Microsoft YaHei"/>
-          <w:sz w:val="22"/>
-        </w:rPr>
-        <w:t>P≥0.05：不拒绝 H0，差异无统计学意义，但不能说完全相同。</w:t>
+        </w:rPr>
+        <w:t>可信区间是用样本估计总体参数可能所在范围。</w:t>
       </w:r>
     </w:p>
     <w:p>
@@ -3415,9 +3138,8 @@
       <w:r>
         <w:rPr>
           <w:rFonts w:ascii="Microsoft YaHei" w:hAnsi="Microsoft YaHei" w:eastAsia="Microsoft YaHei"/>
-          <w:sz w:val="22"/>
-        </w:rPr>
-        <w:t>I 类错误：真 H0 被错拒，概率是 α。</w:t>
+        </w:rPr>
+        <w:t>P&lt;0.05：拒绝 H0，差异有统计学意义。</w:t>
       </w:r>
     </w:p>
     <w:p>
@@ -3427,9 +3149,8 @@
       <w:r>
         <w:rPr>
           <w:rFonts w:ascii="Microsoft YaHei" w:hAnsi="Microsoft YaHei" w:eastAsia="Microsoft YaHei"/>
-          <w:sz w:val="22"/>
-        </w:rPr>
-        <w:t>II 类错误：假 H0 没拒绝，概率是 β。</w:t>
+        </w:rPr>
+        <w:t>P≥0.05：不拒绝 H0，差异无统计学意义，但不能说完全相同。</w:t>
       </w:r>
     </w:p>
     <w:p>
@@ -3439,9 +3160,8 @@
       <w:r>
         <w:rPr>
           <w:rFonts w:ascii="Microsoft YaHei" w:hAnsi="Microsoft YaHei" w:eastAsia="Microsoft YaHei"/>
-          <w:sz w:val="22"/>
-        </w:rPr>
-        <w:t>单样本 t：一个样本均数 vs 已知总体均数。</w:t>
+        </w:rPr>
+        <w:t>I 类错误：真 H0 被错拒，概率是 α。</w:t>
       </w:r>
     </w:p>
     <w:p>
@@ -3451,9 +3171,8 @@
       <w:r>
         <w:rPr>
           <w:rFonts w:ascii="Microsoft YaHei" w:hAnsi="Microsoft YaHei" w:eastAsia="Microsoft YaHei"/>
-          <w:sz w:val="22"/>
-        </w:rPr>
-        <w:t>配对 t：同一对象前后比较，核心看差值 d。</w:t>
+        </w:rPr>
+        <w:t>II 类错误：假 H0 没拒绝，概率是 β。</w:t>
       </w:r>
     </w:p>
     <w:p>
@@ -3463,7 +3182,28 @@
       <w:r>
         <w:rPr>
           <w:rFonts w:ascii="Microsoft YaHei" w:hAnsi="Microsoft YaHei" w:eastAsia="Microsoft YaHei"/>
-          <w:sz w:val="22"/>
+        </w:rPr>
+        <w:t>单样本 t：一个样本均数 vs 已知总体均数。</w:t>
+      </w:r>
+    </w:p>
+    <w:p>
+      <w:pPr>
+        <w:pStyle w:val="ListNumber"/>
+      </w:pPr>
+      <w:r>
+        <w:rPr>
+          <w:rFonts w:ascii="Microsoft YaHei" w:hAnsi="Microsoft YaHei" w:eastAsia="Microsoft YaHei"/>
+        </w:rPr>
+        <w:t>配对 t：同一对象前后比较，核心看差值 d。</w:t>
+      </w:r>
+    </w:p>
+    <w:p>
+      <w:pPr>
+        <w:pStyle w:val="ListNumber"/>
+      </w:pPr>
+      <w:r>
+        <w:rPr>
+          <w:rFonts w:ascii="Microsoft YaHei" w:hAnsi="Microsoft YaHei" w:eastAsia="Microsoft YaHei"/>
         </w:rPr>
         <w:t>独立样本 t：两个独立组均数比较，先看 Levene 方差齐性。</w:t>
       </w:r>
@@ -3473,7 +3213,6 @@
       <w:r>
         <w:rPr>
           <w:rFonts w:ascii="Microsoft YaHei" w:hAnsi="Microsoft YaHei" w:eastAsia="Microsoft YaHei"/>
-          <w:sz w:val="22"/>
         </w:rPr>
         <w:t>---</w:t>
       </w:r>
@@ -3483,9 +3222,8 @@
       <w:r>
         <w:rPr>
           <w:rFonts w:ascii="Microsoft YaHei" w:hAnsi="Microsoft YaHei" w:eastAsia="Microsoft YaHei"/>
-          <w:sz w:val="22"/>
-        </w:rPr>
-        <w:t xml:space="preserve">   十六、今日完成标准</w:t>
+        </w:rPr>
+        <w:t>十六、今日完成标准</w:t>
       </w:r>
     </w:p>
     <w:p/>
@@ -3493,7 +3231,6 @@
       <w:r>
         <w:rPr>
           <w:rFonts w:ascii="Microsoft YaHei" w:hAnsi="Microsoft YaHei" w:eastAsia="Microsoft YaHei"/>
-          <w:sz w:val="22"/>
         </w:rPr>
         <w:t>最低完成：</w:t>
       </w:r>
@@ -3506,7 +3243,6 @@
       <w:r>
         <w:rPr>
           <w:rFonts w:ascii="Microsoft YaHei" w:hAnsi="Microsoft YaHei" w:eastAsia="Microsoft YaHei"/>
-          <w:sz w:val="22"/>
         </w:rPr>
         <w:t>完成 17 道选择题。</w:t>
       </w:r>
@@ -3518,7 +3254,6 @@
       <w:r>
         <w:rPr>
           <w:rFonts w:ascii="Microsoft YaHei" w:hAnsi="Microsoft YaHei" w:eastAsia="Microsoft YaHei"/>
-          <w:sz w:val="22"/>
         </w:rPr>
         <w:t>跑完独立样本 t 检验。</w:t>
       </w:r>
@@ -3530,7 +3265,6 @@
       <w:r>
         <w:rPr>
           <w:rFonts w:ascii="Microsoft YaHei" w:hAnsi="Microsoft YaHei" w:eastAsia="Microsoft YaHei"/>
-          <w:sz w:val="22"/>
         </w:rPr>
         <w:t>背熟三种 t 检验选择口诀。</w:t>
       </w:r>
@@ -3542,7 +3276,6 @@
       <w:r>
         <w:rPr>
           <w:rFonts w:ascii="Microsoft YaHei" w:hAnsi="Microsoft YaHei" w:eastAsia="Microsoft YaHei"/>
-          <w:sz w:val="22"/>
         </w:rPr>
         <w:t>会写 P 值结论。</w:t>
       </w:r>
@@ -3552,7 +3285,6 @@
       <w:r>
         <w:rPr>
           <w:rFonts w:ascii="Microsoft YaHei" w:hAnsi="Microsoft YaHei" w:eastAsia="Microsoft YaHei"/>
-          <w:sz w:val="22"/>
         </w:rPr>
         <w:t>完整完成：</w:t>
       </w:r>
@@ -3565,7 +3297,6 @@
       <w:r>
         <w:rPr>
           <w:rFonts w:ascii="Microsoft YaHei" w:hAnsi="Microsoft YaHei" w:eastAsia="Microsoft YaHei"/>
-          <w:sz w:val="22"/>
         </w:rPr>
         <w:t>完成 17 道选择题并订正错题。</w:t>
       </w:r>
@@ -3577,7 +3308,6 @@
       <w:r>
         <w:rPr>
           <w:rFonts w:ascii="Microsoft YaHei" w:hAnsi="Microsoft YaHei" w:eastAsia="Microsoft YaHei"/>
-          <w:sz w:val="22"/>
         </w:rPr>
         <w:t>跑完单样本 t、配对 t、独立样本 t。</w:t>
       </w:r>
@@ -3589,7 +3319,6 @@
       <w:r>
         <w:rPr>
           <w:rFonts w:ascii="Microsoft YaHei" w:hAnsi="Microsoft YaHei" w:eastAsia="Microsoft YaHei"/>
-          <w:sz w:val="22"/>
         </w:rPr>
         <w:t>保存 3 张 SPSS 输出截图。</w:t>
       </w:r>
@@ -3601,7 +3330,6 @@
       <w:r>
         <w:rPr>
           <w:rFonts w:ascii="Microsoft YaHei" w:hAnsi="Microsoft YaHei" w:eastAsia="Microsoft YaHei"/>
-          <w:sz w:val="22"/>
         </w:rPr>
         <w:t>能不看资料复述今天“十五、今天必须背到脱口而出”的 10 条。</w:t>
       </w:r>
@@ -3982,7 +3710,7 @@
     <w:rsid w:val="00FC693F"/>
     <w:rPr>
       <w:rFonts w:ascii="Microsoft YaHei" w:hAnsi="Microsoft YaHei" w:eastAsia="Microsoft YaHei"/>
-      <w:sz w:val="22"/>
+      <w:sz w:val="21"/>
     </w:rPr>
   </w:style>
   <w:style w:type="paragraph" w:styleId="Header">
